--- a/Knowledge/3-Work knowledge/1-Software Engineering/2-Testing/5-My Source/1-ISTQB Foundation Level/5-Test Management/2-Software Testing Life Cycle (STLC).docx
+++ b/Knowledge/3-Work knowledge/1-Software Engineering/2-Testing/5-My Source/1-ISTQB Foundation Level/5-Test Management/2-Software Testing Life Cycle (STLC).docx
@@ -28,51 +28,77 @@
       </w:pPr>
       <w:r>
         <w:rPr>
-          <w:b/>
-          <w:shd w:val="clear" w:color="auto" w:fill="B7B7B7"/>
-        </w:rPr>
-        <w:t># Source</w:t>
-      </w:r>
-      <w:r>
-        <w:rPr>
-          <w:shd w:val="clear" w:color="auto" w:fill="B7B7B7"/>
-        </w:rPr>
-        <w:t xml:space="preserve">: </w:t>
-      </w:r>
-      <w:r>
-        <w:rPr>
-          <w:b/>
-          <w:shd w:val="clear" w:color="auto" w:fill="B7B7B7"/>
-        </w:rPr>
-        <w:t xml:space="preserve">Chatgpt </w:t>
-      </w:r>
-      <w:r>
-        <w:rPr>
-          <w:b/>
-          <w:sz w:val="14"/>
-          <w:szCs w:val="14"/>
-          <w:shd w:val="clear" w:color="auto" w:fill="B7B7B7"/>
-        </w:rPr>
-        <w:t>(GPT</w:t>
-      </w:r>
-      <w:r>
-        <w:rPr>
-          <w:rFonts w:ascii="Cambria Math" w:hAnsi="Cambria Math" w:cs="Cambria Math"/>
-          <w:b/>
-          <w:sz w:val="14"/>
-          <w:szCs w:val="14"/>
-          <w:shd w:val="clear" w:color="auto" w:fill="B7B7B7"/>
+          <w:rFonts w:ascii="Arial" w:eastAsia="Arial" w:hAnsi="Arial" w:cs="Arial"/>
+          <w:b/>
+          <w:color w:val="000000"/>
+          <w:sz w:val="18"/>
+          <w:highlight w:val="lightGray"/>
+        </w:rPr>
+        <w:t># Source: AI Source: Provided by: [Data Path</w:t>
+      </w:r>
+      <w:r>
+        <w:rPr>
+          <w:rFonts w:ascii="Arial" w:eastAsia="Arial" w:hAnsi="Arial" w:cs="Arial"/>
+          <w:color w:val="000000"/>
+          <w:sz w:val="18"/>
+          <w:highlight w:val="lightGray"/>
+        </w:rPr>
+        <w:t xml:space="preserve">: Persons Table -&gt; ID Column: 1, Name_En Column: Motasem Essam] -&gt; </w:t>
+      </w:r>
+      <w:r>
+        <w:rPr>
+          <w:rFonts w:ascii="Arial" w:eastAsia="Arial" w:hAnsi="Arial" w:cs="Arial"/>
+          <w:b/>
+          <w:color w:val="000000"/>
+          <w:sz w:val="18"/>
+          <w:highlight w:val="lightGray"/>
+        </w:rPr>
+        <w:t>From:</w:t>
+      </w:r>
+      <w:r>
+        <w:rPr>
+          <w:rFonts w:ascii="Arial" w:eastAsia="Arial" w:hAnsi="Arial" w:cs="Arial"/>
+          <w:color w:val="000000"/>
+          <w:sz w:val="18"/>
+          <w:highlight w:val="lightGray"/>
+        </w:rPr>
+        <w:t xml:space="preserve"> [Chatgpt (GPT</w:t>
+      </w:r>
+      <w:r>
+        <w:rPr>
+          <w:rFonts w:ascii="Arial" w:eastAsia="Arial" w:hAnsi="Arial" w:cs="Cambria Math"/>
+          <w:color w:val="000000"/>
+          <w:sz w:val="18"/>
+          <w:highlight w:val="lightGray"/>
         </w:rPr>
         <w:t>‑</w:t>
       </w:r>
       <w:r>
         <w:rPr>
-          <w:b/>
-          <w:sz w:val="14"/>
-          <w:szCs w:val="14"/>
-          <w:shd w:val="clear" w:color="auto" w:fill="B7B7B7"/>
-        </w:rPr>
-        <w:t>5 Mini) at [8/19/2025]</w:t>
+          <w:rFonts w:ascii="Arial" w:eastAsia="Arial" w:hAnsi="Arial" w:cs="Arial"/>
+          <w:color w:val="000000"/>
+          <w:sz w:val="18"/>
+          <w:highlight w:val="lightGray"/>
+        </w:rPr>
+        <w:t xml:space="preserve">5 Mini)] </w:t>
+      </w:r>
+      <w:r>
+        <w:rPr>
+          <w:rFonts w:ascii="Arial" w:eastAsia="Arial" w:hAnsi="Arial" w:cs="Arial"/>
+          <w:b/>
+          <w:color w:val="000000"/>
+          <w:sz w:val="18"/>
+          <w:highlight w:val="lightGray"/>
+        </w:rPr>
+        <w:t>on</w:t>
+      </w:r>
+      <w:r>
+        <w:rPr>
+          <w:rFonts w:ascii="Arial" w:eastAsia="Arial" w:hAnsi="Arial"/>
+          <w:sz w:val="18"/>
+          <w:highlight w:val="lightGray"/>
+        </w:rPr>
+        <w:t xml:space="preserve"> [8/19/2025]</w:t>
       </w:r>
     </w:p>
     <w:p>
@@ -144,7 +170,7 @@
     </w:p>
     <w:p>
       <w:r>
-        <w:pict w14:anchorId="2E73AB46">
+        <w:pict w14:anchorId="503345B2">
           <v:rect id="_x0000_i1025" style="width:0;height:1.5pt" o:hralign="center" o:hrstd="t" o:hr="t" fillcolor="#a0a0a0" stroked="f"/>
         </w:pict>
       </w:r>
@@ -168,51 +194,77 @@
       </w:pPr>
       <w:r>
         <w:rPr>
-          <w:b/>
-          <w:shd w:val="clear" w:color="auto" w:fill="B7B7B7"/>
-        </w:rPr>
-        <w:t># Source</w:t>
-      </w:r>
-      <w:r>
-        <w:rPr>
-          <w:shd w:val="clear" w:color="auto" w:fill="B7B7B7"/>
-        </w:rPr>
-        <w:t xml:space="preserve">: </w:t>
-      </w:r>
-      <w:r>
-        <w:rPr>
-          <w:b/>
-          <w:shd w:val="clear" w:color="auto" w:fill="B7B7B7"/>
-        </w:rPr>
-        <w:t xml:space="preserve">Chatgpt </w:t>
-      </w:r>
-      <w:r>
-        <w:rPr>
-          <w:b/>
-          <w:sz w:val="14"/>
-          <w:szCs w:val="14"/>
-          <w:shd w:val="clear" w:color="auto" w:fill="B7B7B7"/>
-        </w:rPr>
-        <w:t>(GPT</w:t>
-      </w:r>
-      <w:r>
-        <w:rPr>
-          <w:rFonts w:ascii="Cambria Math" w:hAnsi="Cambria Math" w:cs="Cambria Math"/>
-          <w:b/>
-          <w:sz w:val="14"/>
-          <w:szCs w:val="14"/>
-          <w:shd w:val="clear" w:color="auto" w:fill="B7B7B7"/>
+          <w:rFonts w:ascii="Arial" w:eastAsia="Arial" w:hAnsi="Arial" w:cs="Arial"/>
+          <w:b/>
+          <w:color w:val="000000"/>
+          <w:sz w:val="18"/>
+          <w:highlight w:val="lightGray"/>
+        </w:rPr>
+        <w:t># Source: AI Source: Provided by: [Data Path</w:t>
+      </w:r>
+      <w:r>
+        <w:rPr>
+          <w:rFonts w:ascii="Arial" w:eastAsia="Arial" w:hAnsi="Arial" w:cs="Arial"/>
+          <w:color w:val="000000"/>
+          <w:sz w:val="18"/>
+          <w:highlight w:val="lightGray"/>
+        </w:rPr>
+        <w:t xml:space="preserve">: Persons Table -&gt; ID Column: 1, Name_En Column: Motasem Essam] -&gt; </w:t>
+      </w:r>
+      <w:r>
+        <w:rPr>
+          <w:rFonts w:ascii="Arial" w:eastAsia="Arial" w:hAnsi="Arial" w:cs="Arial"/>
+          <w:b/>
+          <w:color w:val="000000"/>
+          <w:sz w:val="18"/>
+          <w:highlight w:val="lightGray"/>
+        </w:rPr>
+        <w:t>From:</w:t>
+      </w:r>
+      <w:r>
+        <w:rPr>
+          <w:rFonts w:ascii="Arial" w:eastAsia="Arial" w:hAnsi="Arial" w:cs="Arial"/>
+          <w:color w:val="000000"/>
+          <w:sz w:val="18"/>
+          <w:highlight w:val="lightGray"/>
+        </w:rPr>
+        <w:t xml:space="preserve"> [Chatgpt (GPT</w:t>
+      </w:r>
+      <w:r>
+        <w:rPr>
+          <w:rFonts w:ascii="Arial" w:eastAsia="Arial" w:hAnsi="Arial" w:cs="Cambria Math"/>
+          <w:color w:val="000000"/>
+          <w:sz w:val="18"/>
+          <w:highlight w:val="lightGray"/>
         </w:rPr>
         <w:t>‑</w:t>
       </w:r>
       <w:r>
         <w:rPr>
-          <w:b/>
-          <w:sz w:val="14"/>
-          <w:szCs w:val="14"/>
-          <w:shd w:val="clear" w:color="auto" w:fill="B7B7B7"/>
-        </w:rPr>
-        <w:t>5 Mini) at [8/19/2025]</w:t>
+          <w:rFonts w:ascii="Arial" w:eastAsia="Arial" w:hAnsi="Arial" w:cs="Arial"/>
+          <w:color w:val="000000"/>
+          <w:sz w:val="18"/>
+          <w:highlight w:val="lightGray"/>
+        </w:rPr>
+        <w:t xml:space="preserve">5 Mini)] </w:t>
+      </w:r>
+      <w:r>
+        <w:rPr>
+          <w:rFonts w:ascii="Arial" w:eastAsia="Arial" w:hAnsi="Arial" w:cs="Arial"/>
+          <w:b/>
+          <w:color w:val="000000"/>
+          <w:sz w:val="18"/>
+          <w:highlight w:val="lightGray"/>
+        </w:rPr>
+        <w:t>on</w:t>
+      </w:r>
+      <w:r>
+        <w:rPr>
+          <w:rFonts w:ascii="Arial" w:eastAsia="Arial" w:hAnsi="Arial"/>
+          <w:sz w:val="18"/>
+          <w:highlight w:val="lightGray"/>
+        </w:rPr>
+        <w:t xml:space="preserve"> [8/19/2025]</w:t>
       </w:r>
     </w:p>
     <w:p>
@@ -221,7 +273,7 @@
           <w:ilvl w:val="0"/>
           <w:numId w:val="9"/>
         </w:numPr>
-        <w:spacing w:before="240"/>
+        <w:spacing w:before="240" w:after="0" w:line="276" w:lineRule="auto"/>
         <w:rPr>
           <w:rFonts w:ascii="Roboto Mono" w:eastAsia="Roboto Mono" w:hAnsi="Roboto Mono" w:cs="Roboto Mono"/>
         </w:rPr>
@@ -247,6 +299,7 @@
           <w:ilvl w:val="1"/>
           <w:numId w:val="9"/>
         </w:numPr>
+        <w:spacing w:after="0" w:line="276" w:lineRule="auto"/>
         <w:rPr>
           <w:rFonts w:ascii="Roboto Mono" w:eastAsia="Roboto Mono" w:hAnsi="Roboto Mono" w:cs="Roboto Mono"/>
         </w:rPr>
@@ -270,6 +323,7 @@
           <w:ilvl w:val="1"/>
           <w:numId w:val="9"/>
         </w:numPr>
+        <w:spacing w:after="0" w:line="276" w:lineRule="auto"/>
         <w:rPr>
           <w:rFonts w:ascii="Roboto Mono" w:eastAsia="Roboto Mono" w:hAnsi="Roboto Mono" w:cs="Roboto Mono"/>
         </w:rPr>
@@ -293,6 +347,7 @@
           <w:ilvl w:val="1"/>
           <w:numId w:val="9"/>
         </w:numPr>
+        <w:spacing w:after="0" w:line="276" w:lineRule="auto"/>
         <w:rPr>
           <w:rFonts w:ascii="Roboto Mono" w:eastAsia="Roboto Mono" w:hAnsi="Roboto Mono" w:cs="Roboto Mono"/>
         </w:rPr>
@@ -316,6 +371,7 @@
           <w:ilvl w:val="0"/>
           <w:numId w:val="9"/>
         </w:numPr>
+        <w:spacing w:after="0" w:line="276" w:lineRule="auto"/>
         <w:rPr>
           <w:rFonts w:ascii="Roboto Mono" w:eastAsia="Roboto Mono" w:hAnsi="Roboto Mono" w:cs="Roboto Mono"/>
         </w:rPr>
@@ -341,6 +397,7 @@
           <w:ilvl w:val="1"/>
           <w:numId w:val="9"/>
         </w:numPr>
+        <w:spacing w:after="0" w:line="276" w:lineRule="auto"/>
         <w:rPr>
           <w:rFonts w:ascii="Roboto Mono" w:eastAsia="Roboto Mono" w:hAnsi="Roboto Mono" w:cs="Roboto Mono"/>
         </w:rPr>
@@ -364,6 +421,7 @@
           <w:ilvl w:val="1"/>
           <w:numId w:val="9"/>
         </w:numPr>
+        <w:spacing w:after="0" w:line="276" w:lineRule="auto"/>
       </w:pPr>
       <w:r>
         <w:rPr>
@@ -397,6 +455,7 @@
           <w:ilvl w:val="0"/>
           <w:numId w:val="9"/>
         </w:numPr>
+        <w:spacing w:after="0" w:line="276" w:lineRule="auto"/>
         <w:rPr>
           <w:rFonts w:ascii="Roboto Mono" w:eastAsia="Roboto Mono" w:hAnsi="Roboto Mono" w:cs="Roboto Mono"/>
         </w:rPr>
@@ -422,6 +481,7 @@
           <w:ilvl w:val="1"/>
           <w:numId w:val="9"/>
         </w:numPr>
+        <w:spacing w:after="0" w:line="276" w:lineRule="auto"/>
       </w:pPr>
       <w:r>
         <w:rPr>
@@ -455,16 +515,16 @@
           <w:ilvl w:val="0"/>
           <w:numId w:val="9"/>
         </w:numPr>
-        <w:rPr>
-          <w:rFonts w:ascii="Roboto Mono" w:eastAsia="Roboto Mono" w:hAnsi="Roboto Mono" w:cs="Roboto Mono"/>
-        </w:rPr>
-      </w:pPr>
-      <w:r>
-        <w:rPr>
-          <w:rFonts w:ascii="Roboto Mono" w:eastAsia="Roboto Mono" w:hAnsi="Roboto Mono" w:cs="Roboto Mono"/>
-          <w:b/>
-        </w:rPr>
-        <w:lastRenderedPageBreak/>
+        <w:spacing w:after="0" w:line="276" w:lineRule="auto"/>
+        <w:rPr>
+          <w:rFonts w:ascii="Roboto Mono" w:eastAsia="Roboto Mono" w:hAnsi="Roboto Mono" w:cs="Roboto Mono"/>
+        </w:rPr>
+      </w:pPr>
+      <w:r>
+        <w:rPr>
+          <w:rFonts w:ascii="Roboto Mono" w:eastAsia="Roboto Mono" w:hAnsi="Roboto Mono" w:cs="Roboto Mono"/>
+          <w:b/>
+        </w:rPr>
         <w:t>Test Design</w:t>
       </w:r>
       <w:r>
@@ -481,6 +541,7 @@
           <w:ilvl w:val="1"/>
           <w:numId w:val="9"/>
         </w:numPr>
+        <w:spacing w:after="0" w:line="276" w:lineRule="auto"/>
       </w:pPr>
       <w:r>
         <w:rPr>
@@ -514,6 +575,7 @@
           <w:ilvl w:val="1"/>
           <w:numId w:val="9"/>
         </w:numPr>
+        <w:spacing w:after="0" w:line="276" w:lineRule="auto"/>
         <w:rPr>
           <w:rFonts w:ascii="Roboto Mono" w:eastAsia="Roboto Mono" w:hAnsi="Roboto Mono" w:cs="Roboto Mono"/>
         </w:rPr>
@@ -537,6 +599,7 @@
           <w:ilvl w:val="0"/>
           <w:numId w:val="9"/>
         </w:numPr>
+        <w:spacing w:after="0" w:line="276" w:lineRule="auto"/>
         <w:rPr>
           <w:rFonts w:ascii="Roboto Mono" w:eastAsia="Roboto Mono" w:hAnsi="Roboto Mono" w:cs="Roboto Mono"/>
         </w:rPr>
@@ -562,6 +625,7 @@
           <w:ilvl w:val="1"/>
           <w:numId w:val="9"/>
         </w:numPr>
+        <w:spacing w:after="0" w:line="276" w:lineRule="auto"/>
         <w:rPr>
           <w:rFonts w:ascii="Roboto Mono" w:eastAsia="Roboto Mono" w:hAnsi="Roboto Mono" w:cs="Roboto Mono"/>
         </w:rPr>
@@ -585,6 +649,7 @@
           <w:ilvl w:val="1"/>
           <w:numId w:val="9"/>
         </w:numPr>
+        <w:spacing w:after="0" w:line="276" w:lineRule="auto"/>
         <w:rPr>
           <w:rFonts w:ascii="Roboto Mono" w:eastAsia="Roboto Mono" w:hAnsi="Roboto Mono" w:cs="Roboto Mono"/>
         </w:rPr>
@@ -608,6 +673,7 @@
           <w:ilvl w:val="0"/>
           <w:numId w:val="9"/>
         </w:numPr>
+        <w:spacing w:after="0" w:line="276" w:lineRule="auto"/>
         <w:rPr>
           <w:rFonts w:ascii="Roboto Mono" w:eastAsia="Roboto Mono" w:hAnsi="Roboto Mono" w:cs="Roboto Mono"/>
         </w:rPr>
@@ -633,6 +699,7 @@
           <w:ilvl w:val="1"/>
           <w:numId w:val="9"/>
         </w:numPr>
+        <w:spacing w:after="0" w:line="276" w:lineRule="auto"/>
         <w:rPr>
           <w:rFonts w:ascii="Roboto Mono" w:eastAsia="Roboto Mono" w:hAnsi="Roboto Mono" w:cs="Roboto Mono"/>
         </w:rPr>
@@ -656,6 +723,7 @@
           <w:ilvl w:val="1"/>
           <w:numId w:val="9"/>
         </w:numPr>
+        <w:spacing w:after="0" w:line="276" w:lineRule="auto"/>
         <w:rPr>
           <w:rFonts w:ascii="Roboto Mono" w:eastAsia="Roboto Mono" w:hAnsi="Roboto Mono" w:cs="Roboto Mono"/>
         </w:rPr>
@@ -679,6 +747,7 @@
           <w:ilvl w:val="0"/>
           <w:numId w:val="9"/>
         </w:numPr>
+        <w:spacing w:after="0" w:line="276" w:lineRule="auto"/>
         <w:rPr>
           <w:rFonts w:ascii="Roboto Mono" w:eastAsia="Roboto Mono" w:hAnsi="Roboto Mono" w:cs="Roboto Mono"/>
         </w:rPr>
@@ -704,6 +773,7 @@
           <w:ilvl w:val="1"/>
           <w:numId w:val="9"/>
         </w:numPr>
+        <w:spacing w:after="0" w:line="276" w:lineRule="auto"/>
         <w:rPr>
           <w:rFonts w:ascii="Roboto Mono" w:eastAsia="Roboto Mono" w:hAnsi="Roboto Mono" w:cs="Roboto Mono"/>
         </w:rPr>
@@ -727,6 +797,7 @@
           <w:ilvl w:val="1"/>
           <w:numId w:val="9"/>
         </w:numPr>
+        <w:spacing w:after="0" w:line="276" w:lineRule="auto"/>
         <w:rPr>
           <w:rFonts w:ascii="Roboto Mono" w:eastAsia="Roboto Mono" w:hAnsi="Roboto Mono" w:cs="Roboto Mono"/>
         </w:rPr>
@@ -750,7 +821,7 @@
           <w:ilvl w:val="1"/>
           <w:numId w:val="9"/>
         </w:numPr>
-        <w:spacing w:after="240"/>
+        <w:spacing w:after="240" w:line="276" w:lineRule="auto"/>
       </w:pPr>
       <w:r>
         <w:rPr>
@@ -764,7 +835,7 @@
     </w:p>
     <w:p>
       <w:r>
-        <w:pict w14:anchorId="267E6350">
+        <w:pict w14:anchorId="5A059E78">
           <v:rect id="_x0000_i1026" style="width:0;height:1.5pt" o:hralign="center" o:hrstd="t" o:hr="t" fillcolor="#a0a0a0" stroked="f"/>
         </w:pict>
       </w:r>
@@ -788,51 +859,77 @@
       </w:pPr>
       <w:r>
         <w:rPr>
-          <w:b/>
-          <w:shd w:val="clear" w:color="auto" w:fill="B7B7B7"/>
-        </w:rPr>
-        <w:t># Source</w:t>
-      </w:r>
-      <w:r>
-        <w:rPr>
-          <w:shd w:val="clear" w:color="auto" w:fill="B7B7B7"/>
-        </w:rPr>
-        <w:t xml:space="preserve">: </w:t>
-      </w:r>
-      <w:r>
-        <w:rPr>
-          <w:b/>
-          <w:shd w:val="clear" w:color="auto" w:fill="B7B7B7"/>
-        </w:rPr>
-        <w:t xml:space="preserve">Chatgpt </w:t>
-      </w:r>
-      <w:r>
-        <w:rPr>
-          <w:b/>
-          <w:sz w:val="14"/>
-          <w:szCs w:val="14"/>
-          <w:shd w:val="clear" w:color="auto" w:fill="B7B7B7"/>
-        </w:rPr>
-        <w:t>(GPT</w:t>
-      </w:r>
-      <w:r>
-        <w:rPr>
-          <w:rFonts w:ascii="Cambria Math" w:hAnsi="Cambria Math" w:cs="Cambria Math"/>
-          <w:b/>
-          <w:sz w:val="14"/>
-          <w:szCs w:val="14"/>
-          <w:shd w:val="clear" w:color="auto" w:fill="B7B7B7"/>
+          <w:rFonts w:ascii="Arial" w:eastAsia="Arial" w:hAnsi="Arial" w:cs="Arial"/>
+          <w:b/>
+          <w:color w:val="000000"/>
+          <w:sz w:val="18"/>
+          <w:highlight w:val="lightGray"/>
+        </w:rPr>
+        <w:t># Source: AI Source: Provided by: [Data Path</w:t>
+      </w:r>
+      <w:r>
+        <w:rPr>
+          <w:rFonts w:ascii="Arial" w:eastAsia="Arial" w:hAnsi="Arial" w:cs="Arial"/>
+          <w:color w:val="000000"/>
+          <w:sz w:val="18"/>
+          <w:highlight w:val="lightGray"/>
+        </w:rPr>
+        <w:t xml:space="preserve">: Persons Table -&gt; ID Column: 1, Name_En Column: Motasem Essam] -&gt; </w:t>
+      </w:r>
+      <w:r>
+        <w:rPr>
+          <w:rFonts w:ascii="Arial" w:eastAsia="Arial" w:hAnsi="Arial" w:cs="Arial"/>
+          <w:b/>
+          <w:color w:val="000000"/>
+          <w:sz w:val="18"/>
+          <w:highlight w:val="lightGray"/>
+        </w:rPr>
+        <w:t>From:</w:t>
+      </w:r>
+      <w:r>
+        <w:rPr>
+          <w:rFonts w:ascii="Arial" w:eastAsia="Arial" w:hAnsi="Arial" w:cs="Arial"/>
+          <w:color w:val="000000"/>
+          <w:sz w:val="18"/>
+          <w:highlight w:val="lightGray"/>
+        </w:rPr>
+        <w:t xml:space="preserve"> [Chatgpt (GPT</w:t>
+      </w:r>
+      <w:r>
+        <w:rPr>
+          <w:rFonts w:ascii="Arial" w:eastAsia="Arial" w:hAnsi="Arial" w:cs="Cambria Math"/>
+          <w:color w:val="000000"/>
+          <w:sz w:val="18"/>
+          <w:highlight w:val="lightGray"/>
         </w:rPr>
         <w:t>‑</w:t>
       </w:r>
       <w:r>
         <w:rPr>
-          <w:b/>
-          <w:sz w:val="14"/>
-          <w:szCs w:val="14"/>
-          <w:shd w:val="clear" w:color="auto" w:fill="B7B7B7"/>
-        </w:rPr>
-        <w:t>5 Mini) at [8/19/2025]</w:t>
+          <w:rFonts w:ascii="Arial" w:eastAsia="Arial" w:hAnsi="Arial" w:cs="Arial"/>
+          <w:color w:val="000000"/>
+          <w:sz w:val="18"/>
+          <w:highlight w:val="lightGray"/>
+        </w:rPr>
+        <w:t xml:space="preserve">5 Mini)] </w:t>
+      </w:r>
+      <w:r>
+        <w:rPr>
+          <w:rFonts w:ascii="Arial" w:eastAsia="Arial" w:hAnsi="Arial" w:cs="Arial"/>
+          <w:b/>
+          <w:color w:val="000000"/>
+          <w:sz w:val="18"/>
+          <w:highlight w:val="lightGray"/>
+        </w:rPr>
+        <w:t>on</w:t>
+      </w:r>
+      <w:r>
+        <w:rPr>
+          <w:rFonts w:ascii="Arial" w:eastAsia="Arial" w:hAnsi="Arial"/>
+          <w:sz w:val="18"/>
+          <w:highlight w:val="lightGray"/>
+        </w:rPr>
+        <w:t xml:space="preserve"> [8/19/2025]</w:t>
       </w:r>
     </w:p>
     <w:p>
@@ -841,7 +938,7 @@
           <w:ilvl w:val="0"/>
           <w:numId w:val="6"/>
         </w:numPr>
-        <w:spacing w:before="240"/>
+        <w:spacing w:before="240" w:after="0" w:line="276" w:lineRule="auto"/>
       </w:pPr>
       <w:r>
         <w:rPr>
@@ -869,13 +966,13 @@
           <w:ilvl w:val="1"/>
           <w:numId w:val="6"/>
         </w:numPr>
-      </w:pPr>
-      <w:r>
-        <w:rPr>
-          <w:rFonts w:ascii="Roboto Mono" w:eastAsia="Roboto Mono" w:hAnsi="Roboto Mono" w:cs="Roboto Mono"/>
-          <w:b/>
-        </w:rPr>
-        <w:lastRenderedPageBreak/>
+        <w:spacing w:after="0" w:line="276" w:lineRule="auto"/>
+      </w:pPr>
+      <w:r>
+        <w:rPr>
+          <w:rFonts w:ascii="Roboto Mono" w:eastAsia="Roboto Mono" w:hAnsi="Roboto Mono" w:cs="Roboto Mono"/>
+          <w:b/>
+        </w:rPr>
         <w:t>SDLC (Software Development Life Cycle)</w:t>
       </w:r>
       <w:r>
@@ -897,7 +994,7 @@
           <w:ilvl w:val="1"/>
           <w:numId w:val="6"/>
         </w:numPr>
-        <w:spacing w:after="240"/>
+        <w:spacing w:after="240" w:line="276" w:lineRule="auto"/>
       </w:pPr>
       <w:r>
         <w:rPr>
@@ -951,86 +1048,86 @@
       </w:pPr>
       <w:r>
         <w:rPr>
-          <w:b/>
-          <w:shd w:val="clear" w:color="auto" w:fill="B7B7B7"/>
-        </w:rPr>
-        <w:t># Source</w:t>
-      </w:r>
-      <w:r>
-        <w:rPr>
-          <w:shd w:val="clear" w:color="auto" w:fill="B7B7B7"/>
-        </w:rPr>
-        <w:t xml:space="preserve">: </w:t>
-      </w:r>
-      <w:r>
-        <w:rPr>
-          <w:b/>
-          <w:shd w:val="clear" w:color="auto" w:fill="B7B7B7"/>
-        </w:rPr>
-        <w:t xml:space="preserve">Chatgpt </w:t>
-      </w:r>
-      <w:r>
-        <w:rPr>
-          <w:b/>
-          <w:sz w:val="14"/>
-          <w:szCs w:val="14"/>
-          <w:shd w:val="clear" w:color="auto" w:fill="B7B7B7"/>
-        </w:rPr>
-        <w:t>(GPT</w:t>
-      </w:r>
-      <w:r>
-        <w:rPr>
-          <w:rFonts w:ascii="Cambria Math" w:hAnsi="Cambria Math" w:cs="Cambria Math"/>
-          <w:b/>
-          <w:sz w:val="14"/>
-          <w:szCs w:val="14"/>
-          <w:shd w:val="clear" w:color="auto" w:fill="B7B7B7"/>
+          <w:rFonts w:ascii="Arial" w:eastAsia="Arial" w:hAnsi="Arial" w:cs="Arial"/>
+          <w:b/>
+          <w:color w:val="000000"/>
+          <w:sz w:val="18"/>
+          <w:highlight w:val="lightGray"/>
+        </w:rPr>
+        <w:t># Source: AI Source: Provided by: [Data Path</w:t>
+      </w:r>
+      <w:r>
+        <w:rPr>
+          <w:rFonts w:ascii="Arial" w:eastAsia="Arial" w:hAnsi="Arial" w:cs="Arial"/>
+          <w:color w:val="000000"/>
+          <w:sz w:val="18"/>
+          <w:highlight w:val="lightGray"/>
+        </w:rPr>
+        <w:t xml:space="preserve">: Persons Table -&gt; ID Column: 1, Name_En Column: Motasem Essam] -&gt; </w:t>
+      </w:r>
+      <w:r>
+        <w:rPr>
+          <w:rFonts w:ascii="Arial" w:eastAsia="Arial" w:hAnsi="Arial" w:cs="Arial"/>
+          <w:b/>
+          <w:color w:val="000000"/>
+          <w:sz w:val="18"/>
+          <w:highlight w:val="lightGray"/>
+        </w:rPr>
+        <w:t>From:</w:t>
+      </w:r>
+      <w:r>
+        <w:rPr>
+          <w:rFonts w:ascii="Arial" w:eastAsia="Arial" w:hAnsi="Arial" w:cs="Arial"/>
+          <w:color w:val="000000"/>
+          <w:sz w:val="18"/>
+          <w:highlight w:val="lightGray"/>
+        </w:rPr>
+        <w:t xml:space="preserve"> [Chatgpt (GPT</w:t>
+      </w:r>
+      <w:r>
+        <w:rPr>
+          <w:rFonts w:ascii="Arial" w:eastAsia="Arial" w:hAnsi="Arial" w:cs="Cambria Math"/>
+          <w:color w:val="000000"/>
+          <w:sz w:val="18"/>
+          <w:highlight w:val="lightGray"/>
         </w:rPr>
         <w:t>‑</w:t>
       </w:r>
       <w:r>
         <w:rPr>
-          <w:b/>
-          <w:sz w:val="14"/>
-          <w:szCs w:val="14"/>
-          <w:shd w:val="clear" w:color="auto" w:fill="B7B7B7"/>
-        </w:rPr>
-        <w:t>5 Mini) at [8/19/2025]</w:t>
-      </w:r>
-      <w:r>
-        <w:br/>
-      </w:r>
-      <w:r>
-        <w:rPr>
-          <w:rFonts w:ascii="Roboto Mono" w:eastAsia="Roboto Mono" w:hAnsi="Roboto Mono" w:cs="Roboto Mono"/>
-        </w:rPr>
-        <w:t xml:space="preserve"> They are </w:t>
-      </w:r>
-      <w:r>
-        <w:rPr>
-          <w:rFonts w:ascii="Roboto Mono" w:eastAsia="Roboto Mono" w:hAnsi="Roboto Mono" w:cs="Roboto Mono"/>
-          <w:b/>
-        </w:rPr>
-        <w:t>not the same</w:t>
-      </w:r>
-      <w:r>
-        <w:rPr>
-          <w:rFonts w:ascii="Roboto Mono" w:eastAsia="Roboto Mono" w:hAnsi="Roboto Mono" w:cs="Roboto Mono"/>
-        </w:rPr>
-        <w:t xml:space="preserve"> — but they are </w:t>
-      </w:r>
-      <w:r>
-        <w:rPr>
-          <w:rFonts w:ascii="Roboto Mono" w:eastAsia="Roboto Mono" w:hAnsi="Roboto Mono" w:cs="Roboto Mono"/>
-          <w:b/>
-        </w:rPr>
-        <w:t>closely related</w:t>
-      </w:r>
-      <w:r>
-        <w:rPr>
-          <w:rFonts w:ascii="Roboto Mono" w:eastAsia="Roboto Mono" w:hAnsi="Roboto Mono" w:cs="Roboto Mono"/>
-        </w:rPr>
-        <w:t>.</w:t>
+          <w:rFonts w:ascii="Arial" w:eastAsia="Arial" w:hAnsi="Arial" w:cs="Arial"/>
+          <w:color w:val="000000"/>
+          <w:sz w:val="18"/>
+          <w:highlight w:val="lightGray"/>
+        </w:rPr>
+        <w:t xml:space="preserve">5 Mini)] </w:t>
+      </w:r>
+      <w:r>
+        <w:rPr>
+          <w:rFonts w:ascii="Arial" w:eastAsia="Arial" w:hAnsi="Arial" w:cs="Arial"/>
+          <w:b/>
+          <w:color w:val="000000"/>
+          <w:sz w:val="18"/>
+          <w:highlight w:val="lightGray"/>
+        </w:rPr>
+        <w:t>on</w:t>
+      </w:r>
+      <w:r>
+        <w:rPr>
+          <w:rFonts w:ascii="Arial" w:eastAsia="Arial" w:hAnsi="Arial"/>
+          <w:sz w:val="18"/>
+          <w:highlight w:val="lightGray"/>
+        </w:rPr>
+        <w:t xml:space="preserve"> [8/19/2025]</w:t>
+      </w:r>
+      <w:r>
+        <w:rPr>
+          <w:rFonts w:ascii="Arial" w:eastAsia="Arial" w:hAnsi="Arial"/>
+          <w:sz w:val="18"/>
+          <w:highlight w:val="lightGray"/>
+        </w:rPr>
+        <w:br/>
+        <w:t xml:space="preserve"> They are not the same — but they are closely related.</w:t>
       </w:r>
     </w:p>
     <w:p>
@@ -1038,7 +1135,7 @@
         <w:spacing w:before="240" w:after="240"/>
       </w:pPr>
       <w:r>
-        <w:pict w14:anchorId="59B4C775">
+        <w:pict w14:anchorId="249D5583">
           <v:rect id="_x0000_i1027" style="width:0;height:1.5pt" o:hralign="center" o:hrstd="t" o:hr="t" fillcolor="#a0a0a0" stroked="f"/>
         </w:pict>
       </w:r>
@@ -1075,51 +1172,77 @@
       </w:pPr>
       <w:r>
         <w:rPr>
-          <w:b/>
-          <w:shd w:val="clear" w:color="auto" w:fill="B7B7B7"/>
-        </w:rPr>
-        <w:t># Source</w:t>
-      </w:r>
-      <w:r>
-        <w:rPr>
-          <w:shd w:val="clear" w:color="auto" w:fill="B7B7B7"/>
-        </w:rPr>
-        <w:t xml:space="preserve">: </w:t>
-      </w:r>
-      <w:r>
-        <w:rPr>
-          <w:b/>
-          <w:shd w:val="clear" w:color="auto" w:fill="B7B7B7"/>
-        </w:rPr>
-        <w:t xml:space="preserve">Chatgpt </w:t>
-      </w:r>
-      <w:r>
-        <w:rPr>
-          <w:b/>
-          <w:sz w:val="14"/>
-          <w:szCs w:val="14"/>
-          <w:shd w:val="clear" w:color="auto" w:fill="B7B7B7"/>
-        </w:rPr>
-        <w:t>(GPT</w:t>
-      </w:r>
-      <w:r>
-        <w:rPr>
-          <w:rFonts w:ascii="Cambria Math" w:hAnsi="Cambria Math" w:cs="Cambria Math"/>
-          <w:b/>
-          <w:sz w:val="14"/>
-          <w:szCs w:val="14"/>
-          <w:shd w:val="clear" w:color="auto" w:fill="B7B7B7"/>
+          <w:rFonts w:ascii="Arial" w:eastAsia="Arial" w:hAnsi="Arial" w:cs="Arial"/>
+          <w:b/>
+          <w:color w:val="000000"/>
+          <w:sz w:val="18"/>
+          <w:highlight w:val="lightGray"/>
+        </w:rPr>
+        <w:t># Source: AI Source: Provided by: [Data Path</w:t>
+      </w:r>
+      <w:r>
+        <w:rPr>
+          <w:rFonts w:ascii="Arial" w:eastAsia="Arial" w:hAnsi="Arial" w:cs="Arial"/>
+          <w:color w:val="000000"/>
+          <w:sz w:val="18"/>
+          <w:highlight w:val="lightGray"/>
+        </w:rPr>
+        <w:t xml:space="preserve">: Persons Table -&gt; ID Column: 1, Name_En Column: Motasem Essam] -&gt; </w:t>
+      </w:r>
+      <w:r>
+        <w:rPr>
+          <w:rFonts w:ascii="Arial" w:eastAsia="Arial" w:hAnsi="Arial" w:cs="Arial"/>
+          <w:b/>
+          <w:color w:val="000000"/>
+          <w:sz w:val="18"/>
+          <w:highlight w:val="lightGray"/>
+        </w:rPr>
+        <w:t>From:</w:t>
+      </w:r>
+      <w:r>
+        <w:rPr>
+          <w:rFonts w:ascii="Arial" w:eastAsia="Arial" w:hAnsi="Arial" w:cs="Arial"/>
+          <w:color w:val="000000"/>
+          <w:sz w:val="18"/>
+          <w:highlight w:val="lightGray"/>
+        </w:rPr>
+        <w:t xml:space="preserve"> [Chatgpt (GPT</w:t>
+      </w:r>
+      <w:r>
+        <w:rPr>
+          <w:rFonts w:ascii="Arial" w:eastAsia="Arial" w:hAnsi="Arial" w:cs="Cambria Math"/>
+          <w:color w:val="000000"/>
+          <w:sz w:val="18"/>
+          <w:highlight w:val="lightGray"/>
         </w:rPr>
         <w:t>‑</w:t>
       </w:r>
       <w:r>
         <w:rPr>
-          <w:b/>
-          <w:sz w:val="14"/>
-          <w:szCs w:val="14"/>
-          <w:shd w:val="clear" w:color="auto" w:fill="B7B7B7"/>
-        </w:rPr>
-        <w:t>5 Mini) at [8/19/2025]</w:t>
+          <w:rFonts w:ascii="Arial" w:eastAsia="Arial" w:hAnsi="Arial" w:cs="Arial"/>
+          <w:color w:val="000000"/>
+          <w:sz w:val="18"/>
+          <w:highlight w:val="lightGray"/>
+        </w:rPr>
+        <w:t xml:space="preserve">5 Mini)] </w:t>
+      </w:r>
+      <w:r>
+        <w:rPr>
+          <w:rFonts w:ascii="Arial" w:eastAsia="Arial" w:hAnsi="Arial" w:cs="Arial"/>
+          <w:b/>
+          <w:color w:val="000000"/>
+          <w:sz w:val="18"/>
+          <w:highlight w:val="lightGray"/>
+        </w:rPr>
+        <w:t>on</w:t>
+      </w:r>
+      <w:r>
+        <w:rPr>
+          <w:rFonts w:ascii="Arial" w:eastAsia="Arial" w:hAnsi="Arial"/>
+          <w:sz w:val="18"/>
+          <w:highlight w:val="lightGray"/>
+        </w:rPr>
+        <w:t xml:space="preserve"> [8/19/2025]</w:t>
       </w:r>
     </w:p>
     <w:p>
@@ -1128,7 +1251,7 @@
           <w:ilvl w:val="0"/>
           <w:numId w:val="7"/>
         </w:numPr>
-        <w:spacing w:before="240"/>
+        <w:spacing w:before="240" w:after="0" w:line="276" w:lineRule="auto"/>
       </w:pPr>
       <w:r>
         <w:rPr>
@@ -1162,6 +1285,7 @@
           <w:ilvl w:val="0"/>
           <w:numId w:val="7"/>
         </w:numPr>
+        <w:spacing w:after="0" w:line="276" w:lineRule="auto"/>
         <w:rPr>
           <w:rFonts w:ascii="Roboto Mono" w:eastAsia="Roboto Mono" w:hAnsi="Roboto Mono" w:cs="Roboto Mono"/>
         </w:rPr>
@@ -1193,7 +1317,7 @@
           <w:ilvl w:val="0"/>
           <w:numId w:val="7"/>
         </w:numPr>
-        <w:spacing w:after="240"/>
+        <w:spacing w:after="240" w:line="276" w:lineRule="auto"/>
         <w:rPr>
           <w:rFonts w:ascii="Roboto Mono" w:eastAsia="Roboto Mono" w:hAnsi="Roboto Mono" w:cs="Roboto Mono"/>
         </w:rPr>
@@ -1216,7 +1340,7 @@
         <w:spacing w:before="240" w:after="240"/>
       </w:pPr>
       <w:r>
-        <w:pict w14:anchorId="0754B3B7">
+        <w:pict w14:anchorId="42E635FE">
           <v:rect id="_x0000_i1028" style="width:0;height:1.5pt" o:hralign="center" o:hrstd="t" o:hr="t" fillcolor="#a0a0a0" stroked="f"/>
         </w:pict>
       </w:r>
@@ -1253,51 +1377,77 @@
       </w:pPr>
       <w:r>
         <w:rPr>
-          <w:b/>
-          <w:shd w:val="clear" w:color="auto" w:fill="B7B7B7"/>
-        </w:rPr>
-        <w:t># Source</w:t>
-      </w:r>
-      <w:r>
-        <w:rPr>
-          <w:shd w:val="clear" w:color="auto" w:fill="B7B7B7"/>
-        </w:rPr>
-        <w:t xml:space="preserve">: </w:t>
-      </w:r>
-      <w:r>
-        <w:rPr>
-          <w:b/>
-          <w:shd w:val="clear" w:color="auto" w:fill="B7B7B7"/>
-        </w:rPr>
-        <w:t xml:space="preserve">Chatgpt </w:t>
-      </w:r>
-      <w:r>
-        <w:rPr>
-          <w:b/>
-          <w:sz w:val="14"/>
-          <w:szCs w:val="14"/>
-          <w:shd w:val="clear" w:color="auto" w:fill="B7B7B7"/>
-        </w:rPr>
-        <w:t>(GPT</w:t>
-      </w:r>
-      <w:r>
-        <w:rPr>
-          <w:rFonts w:ascii="Cambria Math" w:hAnsi="Cambria Math" w:cs="Cambria Math"/>
-          <w:b/>
-          <w:sz w:val="14"/>
-          <w:szCs w:val="14"/>
-          <w:shd w:val="clear" w:color="auto" w:fill="B7B7B7"/>
+          <w:rFonts w:ascii="Arial" w:eastAsia="Arial" w:hAnsi="Arial" w:cs="Arial"/>
+          <w:b/>
+          <w:color w:val="000000"/>
+          <w:sz w:val="18"/>
+          <w:highlight w:val="lightGray"/>
+        </w:rPr>
+        <w:t># Source: AI Source: Provided by: [Data Path</w:t>
+      </w:r>
+      <w:r>
+        <w:rPr>
+          <w:rFonts w:ascii="Arial" w:eastAsia="Arial" w:hAnsi="Arial" w:cs="Arial"/>
+          <w:color w:val="000000"/>
+          <w:sz w:val="18"/>
+          <w:highlight w:val="lightGray"/>
+        </w:rPr>
+        <w:t xml:space="preserve">: Persons Table -&gt; ID Column: 1, Name_En Column: Motasem Essam] -&gt; </w:t>
+      </w:r>
+      <w:r>
+        <w:rPr>
+          <w:rFonts w:ascii="Arial" w:eastAsia="Arial" w:hAnsi="Arial" w:cs="Arial"/>
+          <w:b/>
+          <w:color w:val="000000"/>
+          <w:sz w:val="18"/>
+          <w:highlight w:val="lightGray"/>
+        </w:rPr>
+        <w:t>From:</w:t>
+      </w:r>
+      <w:r>
+        <w:rPr>
+          <w:rFonts w:ascii="Arial" w:eastAsia="Arial" w:hAnsi="Arial" w:cs="Arial"/>
+          <w:color w:val="000000"/>
+          <w:sz w:val="18"/>
+          <w:highlight w:val="lightGray"/>
+        </w:rPr>
+        <w:t xml:space="preserve"> [Chatgpt (GPT</w:t>
+      </w:r>
+      <w:r>
+        <w:rPr>
+          <w:rFonts w:ascii="Arial" w:eastAsia="Arial" w:hAnsi="Arial" w:cs="Cambria Math"/>
+          <w:color w:val="000000"/>
+          <w:sz w:val="18"/>
+          <w:highlight w:val="lightGray"/>
         </w:rPr>
         <w:t>‑</w:t>
       </w:r>
       <w:r>
         <w:rPr>
-          <w:b/>
-          <w:sz w:val="14"/>
-          <w:szCs w:val="14"/>
-          <w:shd w:val="clear" w:color="auto" w:fill="B7B7B7"/>
-        </w:rPr>
-        <w:t>5 Mini) at [8/19/2025]</w:t>
+          <w:rFonts w:ascii="Arial" w:eastAsia="Arial" w:hAnsi="Arial" w:cs="Arial"/>
+          <w:color w:val="000000"/>
+          <w:sz w:val="18"/>
+          <w:highlight w:val="lightGray"/>
+        </w:rPr>
+        <w:t xml:space="preserve">5 Mini)] </w:t>
+      </w:r>
+      <w:r>
+        <w:rPr>
+          <w:rFonts w:ascii="Arial" w:eastAsia="Arial" w:hAnsi="Arial" w:cs="Arial"/>
+          <w:b/>
+          <w:color w:val="000000"/>
+          <w:sz w:val="18"/>
+          <w:highlight w:val="lightGray"/>
+        </w:rPr>
+        <w:t>on</w:t>
+      </w:r>
+      <w:r>
+        <w:rPr>
+          <w:rFonts w:ascii="Arial" w:eastAsia="Arial" w:hAnsi="Arial"/>
+          <w:sz w:val="18"/>
+          <w:highlight w:val="lightGray"/>
+        </w:rPr>
+        <w:t xml:space="preserve"> [8/19/2025]</w:t>
       </w:r>
     </w:p>
     <w:p>
@@ -1306,7 +1456,7 @@
           <w:ilvl w:val="0"/>
           <w:numId w:val="5"/>
         </w:numPr>
-        <w:spacing w:before="240"/>
+        <w:spacing w:before="240" w:after="0" w:line="276" w:lineRule="auto"/>
       </w:pPr>
       <w:r>
         <w:rPr>
@@ -1340,6 +1490,7 @@
           <w:ilvl w:val="0"/>
           <w:numId w:val="5"/>
         </w:numPr>
+        <w:spacing w:after="0" w:line="276" w:lineRule="auto"/>
         <w:rPr>
           <w:rFonts w:ascii="Roboto Mono" w:eastAsia="Roboto Mono" w:hAnsi="Roboto Mono" w:cs="Roboto Mono"/>
         </w:rPr>
@@ -1371,15 +1522,15 @@
           <w:ilvl w:val="0"/>
           <w:numId w:val="5"/>
         </w:numPr>
-        <w:rPr>
-          <w:rFonts w:ascii="Roboto Mono" w:eastAsia="Roboto Mono" w:hAnsi="Roboto Mono" w:cs="Roboto Mono"/>
-        </w:rPr>
-      </w:pPr>
-      <w:r>
-        <w:rPr>
-          <w:rFonts w:ascii="Roboto Mono" w:eastAsia="Roboto Mono" w:hAnsi="Roboto Mono" w:cs="Roboto Mono"/>
-        </w:rPr>
-        <w:lastRenderedPageBreak/>
+        <w:spacing w:after="0" w:line="276" w:lineRule="auto"/>
+        <w:rPr>
+          <w:rFonts w:ascii="Roboto Mono" w:eastAsia="Roboto Mono" w:hAnsi="Roboto Mono" w:cs="Roboto Mono"/>
+        </w:rPr>
+      </w:pPr>
+      <w:r>
+        <w:rPr>
+          <w:rFonts w:ascii="Roboto Mono" w:eastAsia="Roboto Mono" w:hAnsi="Roboto Mono" w:cs="Roboto Mono"/>
+        </w:rPr>
         <w:t>Covers things like:</w:t>
       </w:r>
       <w:r>
@@ -1395,6 +1546,7 @@
           <w:ilvl w:val="1"/>
           <w:numId w:val="5"/>
         </w:numPr>
+        <w:spacing w:after="0" w:line="276" w:lineRule="auto"/>
       </w:pPr>
       <w:r>
         <w:rPr>
@@ -1422,6 +1574,7 @@
           <w:ilvl w:val="1"/>
           <w:numId w:val="5"/>
         </w:numPr>
+        <w:spacing w:after="0" w:line="276" w:lineRule="auto"/>
       </w:pPr>
       <w:r>
         <w:rPr>
@@ -1449,6 +1602,7 @@
           <w:ilvl w:val="1"/>
           <w:numId w:val="5"/>
         </w:numPr>
+        <w:spacing w:after="0" w:line="276" w:lineRule="auto"/>
       </w:pPr>
       <w:r>
         <w:rPr>
@@ -1476,6 +1630,7 @@
           <w:ilvl w:val="1"/>
           <w:numId w:val="5"/>
         </w:numPr>
+        <w:spacing w:after="0" w:line="276" w:lineRule="auto"/>
       </w:pPr>
       <w:r>
         <w:rPr>
@@ -1503,6 +1658,7 @@
           <w:ilvl w:val="1"/>
           <w:numId w:val="5"/>
         </w:numPr>
+        <w:spacing w:after="0" w:line="276" w:lineRule="auto"/>
       </w:pPr>
       <w:r>
         <w:rPr>
@@ -1530,7 +1686,7 @@
           <w:ilvl w:val="1"/>
           <w:numId w:val="5"/>
         </w:numPr>
-        <w:spacing w:after="240"/>
+        <w:spacing w:after="240" w:line="276" w:lineRule="auto"/>
       </w:pPr>
       <w:r>
         <w:rPr>
@@ -1557,7 +1713,7 @@
         <w:spacing w:before="240" w:after="240"/>
       </w:pPr>
       <w:r>
-        <w:pict w14:anchorId="577F2FA6">
+        <w:pict w14:anchorId="14B21BFB">
           <v:rect id="_x0000_i1029" style="width:0;height:1.5pt" o:hralign="center" o:hrstd="t" o:hr="t" fillcolor="#a0a0a0" stroked="f"/>
         </w:pict>
       </w:r>
@@ -1593,51 +1749,77 @@
       </w:pPr>
       <w:r>
         <w:rPr>
-          <w:b/>
-          <w:shd w:val="clear" w:color="auto" w:fill="B7B7B7"/>
-        </w:rPr>
-        <w:t># Source</w:t>
-      </w:r>
-      <w:r>
-        <w:rPr>
-          <w:shd w:val="clear" w:color="auto" w:fill="B7B7B7"/>
-        </w:rPr>
-        <w:t xml:space="preserve">: </w:t>
-      </w:r>
-      <w:r>
-        <w:rPr>
-          <w:b/>
-          <w:shd w:val="clear" w:color="auto" w:fill="B7B7B7"/>
-        </w:rPr>
-        <w:t xml:space="preserve">Chatgpt </w:t>
-      </w:r>
-      <w:r>
-        <w:rPr>
-          <w:b/>
-          <w:sz w:val="14"/>
-          <w:szCs w:val="14"/>
-          <w:shd w:val="clear" w:color="auto" w:fill="B7B7B7"/>
-        </w:rPr>
-        <w:t>(GPT</w:t>
-      </w:r>
-      <w:r>
-        <w:rPr>
-          <w:rFonts w:ascii="Cambria Math" w:hAnsi="Cambria Math" w:cs="Cambria Math"/>
-          <w:b/>
-          <w:sz w:val="14"/>
-          <w:szCs w:val="14"/>
-          <w:shd w:val="clear" w:color="auto" w:fill="B7B7B7"/>
+          <w:rFonts w:ascii="Arial" w:eastAsia="Arial" w:hAnsi="Arial" w:cs="Arial"/>
+          <w:b/>
+          <w:color w:val="000000"/>
+          <w:sz w:val="18"/>
+          <w:highlight w:val="lightGray"/>
+        </w:rPr>
+        <w:t># Source: AI Source: Provided by: [Data Path</w:t>
+      </w:r>
+      <w:r>
+        <w:rPr>
+          <w:rFonts w:ascii="Arial" w:eastAsia="Arial" w:hAnsi="Arial" w:cs="Arial"/>
+          <w:color w:val="000000"/>
+          <w:sz w:val="18"/>
+          <w:highlight w:val="lightGray"/>
+        </w:rPr>
+        <w:t xml:space="preserve">: Persons Table -&gt; ID Column: 1, Name_En Column: Motasem Essam] -&gt; </w:t>
+      </w:r>
+      <w:r>
+        <w:rPr>
+          <w:rFonts w:ascii="Arial" w:eastAsia="Arial" w:hAnsi="Arial" w:cs="Arial"/>
+          <w:b/>
+          <w:color w:val="000000"/>
+          <w:sz w:val="18"/>
+          <w:highlight w:val="lightGray"/>
+        </w:rPr>
+        <w:t>From:</w:t>
+      </w:r>
+      <w:r>
+        <w:rPr>
+          <w:rFonts w:ascii="Arial" w:eastAsia="Arial" w:hAnsi="Arial" w:cs="Arial"/>
+          <w:color w:val="000000"/>
+          <w:sz w:val="18"/>
+          <w:highlight w:val="lightGray"/>
+        </w:rPr>
+        <w:t xml:space="preserve"> [Chatgpt (GPT</w:t>
+      </w:r>
+      <w:r>
+        <w:rPr>
+          <w:rFonts w:ascii="Arial" w:eastAsia="Arial" w:hAnsi="Arial" w:cs="Cambria Math"/>
+          <w:color w:val="000000"/>
+          <w:sz w:val="18"/>
+          <w:highlight w:val="lightGray"/>
         </w:rPr>
         <w:t>‑</w:t>
       </w:r>
       <w:r>
         <w:rPr>
-          <w:b/>
-          <w:sz w:val="14"/>
-          <w:szCs w:val="14"/>
-          <w:shd w:val="clear" w:color="auto" w:fill="B7B7B7"/>
-        </w:rPr>
-        <w:t>5 Mini) at [8/19/2025]</w:t>
+          <w:rFonts w:ascii="Arial" w:eastAsia="Arial" w:hAnsi="Arial" w:cs="Arial"/>
+          <w:color w:val="000000"/>
+          <w:sz w:val="18"/>
+          <w:highlight w:val="lightGray"/>
+        </w:rPr>
+        <w:t xml:space="preserve">5 Mini)] </w:t>
+      </w:r>
+      <w:r>
+        <w:rPr>
+          <w:rFonts w:ascii="Arial" w:eastAsia="Arial" w:hAnsi="Arial" w:cs="Arial"/>
+          <w:b/>
+          <w:color w:val="000000"/>
+          <w:sz w:val="18"/>
+          <w:highlight w:val="lightGray"/>
+        </w:rPr>
+        <w:t>on</w:t>
+      </w:r>
+      <w:r>
+        <w:rPr>
+          <w:rFonts w:ascii="Arial" w:eastAsia="Arial" w:hAnsi="Arial"/>
+          <w:sz w:val="18"/>
+          <w:highlight w:val="lightGray"/>
+        </w:rPr>
+        <w:t xml:space="preserve"> [8/19/2025]</w:t>
       </w:r>
     </w:p>
     <w:p>
@@ -1646,7 +1828,7 @@
           <w:ilvl w:val="0"/>
           <w:numId w:val="10"/>
         </w:numPr>
-        <w:spacing w:before="240"/>
+        <w:spacing w:before="240" w:after="0" w:line="276" w:lineRule="auto"/>
         <w:rPr>
           <w:rFonts w:ascii="Roboto Mono" w:eastAsia="Roboto Mono" w:hAnsi="Roboto Mono" w:cs="Roboto Mono"/>
         </w:rPr>
@@ -1672,7 +1854,7 @@
           <w:ilvl w:val="0"/>
           <w:numId w:val="10"/>
         </w:numPr>
-        <w:spacing w:after="240"/>
+        <w:spacing w:after="240" w:line="276" w:lineRule="auto"/>
         <w:rPr>
           <w:rFonts w:ascii="Roboto Mono" w:eastAsia="Roboto Mono" w:hAnsi="Roboto Mono" w:cs="Roboto Mono"/>
         </w:rPr>
@@ -1697,7 +1879,7 @@
         <w:spacing w:before="240" w:after="240"/>
       </w:pPr>
       <w:r>
-        <w:pict w14:anchorId="4553C7AD">
+        <w:pict w14:anchorId="0FE82356">
           <v:rect id="_x0000_i1030" style="width:0;height:1.5pt" o:hralign="center" o:hrstd="t" o:hr="t" fillcolor="#a0a0a0" stroked="f"/>
         </w:pict>
       </w:r>
@@ -1722,7 +1904,7 @@
           <w:ilvl w:val="0"/>
           <w:numId w:val="2"/>
         </w:numPr>
-        <w:spacing w:before="240"/>
+        <w:spacing w:before="240" w:after="0" w:line="276" w:lineRule="auto"/>
         <w:rPr>
           <w:rFonts w:ascii="Roboto Mono" w:eastAsia="Roboto Mono" w:hAnsi="Roboto Mono" w:cs="Roboto Mono"/>
         </w:rPr>
@@ -1748,7 +1930,7 @@
           <w:ilvl w:val="0"/>
           <w:numId w:val="2"/>
         </w:numPr>
-        <w:spacing w:after="240"/>
+        <w:spacing w:after="240" w:line="276" w:lineRule="auto"/>
         <w:rPr>
           <w:rFonts w:ascii="Roboto Mono" w:eastAsia="Roboto Mono" w:hAnsi="Roboto Mono" w:cs="Roboto Mono"/>
         </w:rPr>
@@ -1787,51 +1969,77 @@
       </w:pPr>
       <w:r>
         <w:rPr>
-          <w:b/>
-          <w:shd w:val="clear" w:color="auto" w:fill="B7B7B7"/>
-        </w:rPr>
-        <w:t># Source</w:t>
-      </w:r>
-      <w:r>
-        <w:rPr>
-          <w:shd w:val="clear" w:color="auto" w:fill="B7B7B7"/>
-        </w:rPr>
-        <w:t xml:space="preserve">: </w:t>
-      </w:r>
-      <w:r>
-        <w:rPr>
-          <w:b/>
-          <w:shd w:val="clear" w:color="auto" w:fill="B7B7B7"/>
-        </w:rPr>
-        <w:t xml:space="preserve">Chatgpt </w:t>
-      </w:r>
-      <w:r>
-        <w:rPr>
-          <w:b/>
-          <w:sz w:val="14"/>
-          <w:szCs w:val="14"/>
-          <w:shd w:val="clear" w:color="auto" w:fill="B7B7B7"/>
-        </w:rPr>
-        <w:t>(GPT</w:t>
-      </w:r>
-      <w:r>
-        <w:rPr>
-          <w:rFonts w:ascii="Cambria Math" w:hAnsi="Cambria Math" w:cs="Cambria Math"/>
-          <w:b/>
-          <w:sz w:val="14"/>
-          <w:szCs w:val="14"/>
-          <w:shd w:val="clear" w:color="auto" w:fill="B7B7B7"/>
+          <w:rFonts w:ascii="Arial" w:eastAsia="Arial" w:hAnsi="Arial" w:cs="Arial"/>
+          <w:b/>
+          <w:color w:val="000000"/>
+          <w:sz w:val="18"/>
+          <w:highlight w:val="lightGray"/>
+        </w:rPr>
+        <w:t># Source: AI Source: Provided by: [Data Path</w:t>
+      </w:r>
+      <w:r>
+        <w:rPr>
+          <w:rFonts w:ascii="Arial" w:eastAsia="Arial" w:hAnsi="Arial" w:cs="Arial"/>
+          <w:color w:val="000000"/>
+          <w:sz w:val="18"/>
+          <w:highlight w:val="lightGray"/>
+        </w:rPr>
+        <w:t xml:space="preserve">: Persons Table -&gt; ID Column: 1, Name_En Column: Motasem Essam] -&gt; </w:t>
+      </w:r>
+      <w:r>
+        <w:rPr>
+          <w:rFonts w:ascii="Arial" w:eastAsia="Arial" w:hAnsi="Arial" w:cs="Arial"/>
+          <w:b/>
+          <w:color w:val="000000"/>
+          <w:sz w:val="18"/>
+          <w:highlight w:val="lightGray"/>
+        </w:rPr>
+        <w:t>From:</w:t>
+      </w:r>
+      <w:r>
+        <w:rPr>
+          <w:rFonts w:ascii="Arial" w:eastAsia="Arial" w:hAnsi="Arial" w:cs="Arial"/>
+          <w:color w:val="000000"/>
+          <w:sz w:val="18"/>
+          <w:highlight w:val="lightGray"/>
+        </w:rPr>
+        <w:t xml:space="preserve"> [Chatgpt (GPT</w:t>
+      </w:r>
+      <w:r>
+        <w:rPr>
+          <w:rFonts w:ascii="Arial" w:eastAsia="Arial" w:hAnsi="Arial" w:cs="Cambria Math"/>
+          <w:color w:val="000000"/>
+          <w:sz w:val="18"/>
+          <w:highlight w:val="lightGray"/>
         </w:rPr>
         <w:t>‑</w:t>
       </w:r>
       <w:r>
         <w:rPr>
-          <w:b/>
-          <w:sz w:val="14"/>
-          <w:szCs w:val="14"/>
-          <w:shd w:val="clear" w:color="auto" w:fill="B7B7B7"/>
-        </w:rPr>
-        <w:t>5 Mini) at [8/19/2025]</w:t>
+          <w:rFonts w:ascii="Arial" w:eastAsia="Arial" w:hAnsi="Arial" w:cs="Arial"/>
+          <w:color w:val="000000"/>
+          <w:sz w:val="18"/>
+          <w:highlight w:val="lightGray"/>
+        </w:rPr>
+        <w:t xml:space="preserve">5 Mini)] </w:t>
+      </w:r>
+      <w:r>
+        <w:rPr>
+          <w:rFonts w:ascii="Arial" w:eastAsia="Arial" w:hAnsi="Arial" w:cs="Arial"/>
+          <w:b/>
+          <w:color w:val="000000"/>
+          <w:sz w:val="18"/>
+          <w:highlight w:val="lightGray"/>
+        </w:rPr>
+        <w:t>on</w:t>
+      </w:r>
+      <w:r>
+        <w:rPr>
+          <w:rFonts w:ascii="Arial" w:eastAsia="Arial" w:hAnsi="Arial"/>
+          <w:sz w:val="18"/>
+          <w:highlight w:val="lightGray"/>
+        </w:rPr>
+        <w:t xml:space="preserve"> [8/19/2025]</w:t>
       </w:r>
     </w:p>
     <w:p>
@@ -1845,7 +2053,6 @@
         <w:rPr>
           <w:rFonts w:ascii="Roboto Mono" w:eastAsia="Roboto Mono" w:hAnsi="Roboto Mono" w:cs="Roboto Mono"/>
         </w:rPr>
-        <w:lastRenderedPageBreak/>
         <w:t xml:space="preserve">Yes 👍 you caught an important detail — </w:t>
       </w:r>
       <w:r>
@@ -1894,7 +2101,7 @@
         <w:spacing w:before="240" w:after="240"/>
       </w:pPr>
       <w:r>
-        <w:pict w14:anchorId="3A1FFF8E">
+        <w:pict w14:anchorId="57A041BA">
           <v:rect id="_x0000_i1031" style="width:0;height:1.5pt" o:hralign="center" o:hrstd="t" o:hr="t" fillcolor="#a0a0a0" stroked="f"/>
         </w:pict>
       </w:r>
@@ -1917,51 +2124,77 @@
       </w:pPr>
       <w:r>
         <w:rPr>
-          <w:b/>
-          <w:shd w:val="clear" w:color="auto" w:fill="B7B7B7"/>
-        </w:rPr>
-        <w:t># Source</w:t>
-      </w:r>
-      <w:r>
-        <w:rPr>
-          <w:shd w:val="clear" w:color="auto" w:fill="B7B7B7"/>
-        </w:rPr>
-        <w:t xml:space="preserve">: </w:t>
-      </w:r>
-      <w:r>
-        <w:rPr>
-          <w:b/>
-          <w:shd w:val="clear" w:color="auto" w:fill="B7B7B7"/>
-        </w:rPr>
-        <w:t xml:space="preserve">Chatgpt </w:t>
-      </w:r>
-      <w:r>
-        <w:rPr>
-          <w:b/>
-          <w:sz w:val="14"/>
-          <w:szCs w:val="14"/>
-          <w:shd w:val="clear" w:color="auto" w:fill="B7B7B7"/>
-        </w:rPr>
-        <w:t>(GPT</w:t>
-      </w:r>
-      <w:r>
-        <w:rPr>
-          <w:rFonts w:ascii="Cambria Math" w:hAnsi="Cambria Math" w:cs="Cambria Math"/>
-          <w:b/>
-          <w:sz w:val="14"/>
-          <w:szCs w:val="14"/>
-          <w:shd w:val="clear" w:color="auto" w:fill="B7B7B7"/>
+          <w:rFonts w:ascii="Arial" w:eastAsia="Arial" w:hAnsi="Arial" w:cs="Arial"/>
+          <w:b/>
+          <w:color w:val="000000"/>
+          <w:sz w:val="18"/>
+          <w:highlight w:val="lightGray"/>
+        </w:rPr>
+        <w:t># Source: AI Source: Provided by: [Data Path</w:t>
+      </w:r>
+      <w:r>
+        <w:rPr>
+          <w:rFonts w:ascii="Arial" w:eastAsia="Arial" w:hAnsi="Arial" w:cs="Arial"/>
+          <w:color w:val="000000"/>
+          <w:sz w:val="18"/>
+          <w:highlight w:val="lightGray"/>
+        </w:rPr>
+        <w:t xml:space="preserve">: Persons Table -&gt; ID Column: 1, Name_En Column: Motasem Essam] -&gt; </w:t>
+      </w:r>
+      <w:r>
+        <w:rPr>
+          <w:rFonts w:ascii="Arial" w:eastAsia="Arial" w:hAnsi="Arial" w:cs="Arial"/>
+          <w:b/>
+          <w:color w:val="000000"/>
+          <w:sz w:val="18"/>
+          <w:highlight w:val="lightGray"/>
+        </w:rPr>
+        <w:t>From:</w:t>
+      </w:r>
+      <w:r>
+        <w:rPr>
+          <w:rFonts w:ascii="Arial" w:eastAsia="Arial" w:hAnsi="Arial" w:cs="Arial"/>
+          <w:color w:val="000000"/>
+          <w:sz w:val="18"/>
+          <w:highlight w:val="lightGray"/>
+        </w:rPr>
+        <w:t xml:space="preserve"> [Chatgpt (GPT</w:t>
+      </w:r>
+      <w:r>
+        <w:rPr>
+          <w:rFonts w:ascii="Arial" w:eastAsia="Arial" w:hAnsi="Arial" w:cs="Cambria Math"/>
+          <w:color w:val="000000"/>
+          <w:sz w:val="18"/>
+          <w:highlight w:val="lightGray"/>
         </w:rPr>
         <w:t>‑</w:t>
       </w:r>
       <w:r>
         <w:rPr>
-          <w:b/>
-          <w:sz w:val="14"/>
-          <w:szCs w:val="14"/>
-          <w:shd w:val="clear" w:color="auto" w:fill="B7B7B7"/>
-        </w:rPr>
-        <w:t>5 Mini) at [8/19/2025]</w:t>
+          <w:rFonts w:ascii="Arial" w:eastAsia="Arial" w:hAnsi="Arial" w:cs="Arial"/>
+          <w:color w:val="000000"/>
+          <w:sz w:val="18"/>
+          <w:highlight w:val="lightGray"/>
+        </w:rPr>
+        <w:t xml:space="preserve">5 Mini)] </w:t>
+      </w:r>
+      <w:r>
+        <w:rPr>
+          <w:rFonts w:ascii="Arial" w:eastAsia="Arial" w:hAnsi="Arial" w:cs="Arial"/>
+          <w:b/>
+          <w:color w:val="000000"/>
+          <w:sz w:val="18"/>
+          <w:highlight w:val="lightGray"/>
+        </w:rPr>
+        <w:t>on</w:t>
+      </w:r>
+      <w:r>
+        <w:rPr>
+          <w:rFonts w:ascii="Arial" w:eastAsia="Arial" w:hAnsi="Arial"/>
+          <w:sz w:val="18"/>
+          <w:highlight w:val="lightGray"/>
+        </w:rPr>
+        <w:t xml:space="preserve"> [8/19/2025]</w:t>
       </w:r>
     </w:p>
     <w:p>
@@ -1970,7 +2203,7 @@
           <w:ilvl w:val="0"/>
           <w:numId w:val="3"/>
         </w:numPr>
-        <w:spacing w:before="240"/>
+        <w:spacing w:before="240" w:after="0" w:line="276" w:lineRule="auto"/>
       </w:pPr>
       <w:r>
         <w:rPr>
@@ -2011,7 +2244,7 @@
           <w:ilvl w:val="0"/>
           <w:numId w:val="3"/>
         </w:numPr>
-        <w:spacing w:after="240"/>
+        <w:spacing w:after="240" w:line="276" w:lineRule="auto"/>
       </w:pPr>
       <w:r>
         <w:rPr>
@@ -2051,7 +2284,7 @@
         <w:spacing w:before="240" w:after="240"/>
       </w:pPr>
       <w:r>
-        <w:pict w14:anchorId="789BBDE7">
+        <w:pict w14:anchorId="3A067235">
           <v:rect id="_x0000_i1032" style="width:0;height:1.5pt" o:hralign="center" o:hrstd="t" o:hr="t" fillcolor="#a0a0a0" stroked="f"/>
         </w:pict>
       </w:r>
@@ -2074,51 +2307,77 @@
       </w:pPr>
       <w:r>
         <w:rPr>
-          <w:b/>
-          <w:shd w:val="clear" w:color="auto" w:fill="B7B7B7"/>
-        </w:rPr>
-        <w:t># Source</w:t>
-      </w:r>
-      <w:r>
-        <w:rPr>
-          <w:shd w:val="clear" w:color="auto" w:fill="B7B7B7"/>
-        </w:rPr>
-        <w:t xml:space="preserve">: </w:t>
-      </w:r>
-      <w:r>
-        <w:rPr>
-          <w:b/>
-          <w:shd w:val="clear" w:color="auto" w:fill="B7B7B7"/>
-        </w:rPr>
-        <w:t xml:space="preserve">Chatgpt </w:t>
-      </w:r>
-      <w:r>
-        <w:rPr>
-          <w:b/>
-          <w:sz w:val="14"/>
-          <w:szCs w:val="14"/>
-          <w:shd w:val="clear" w:color="auto" w:fill="B7B7B7"/>
-        </w:rPr>
-        <w:t>(GPT</w:t>
-      </w:r>
-      <w:r>
-        <w:rPr>
-          <w:rFonts w:ascii="Cambria Math" w:hAnsi="Cambria Math" w:cs="Cambria Math"/>
-          <w:b/>
-          <w:sz w:val="14"/>
-          <w:szCs w:val="14"/>
-          <w:shd w:val="clear" w:color="auto" w:fill="B7B7B7"/>
+          <w:rFonts w:ascii="Arial" w:eastAsia="Arial" w:hAnsi="Arial" w:cs="Arial"/>
+          <w:b/>
+          <w:color w:val="000000"/>
+          <w:sz w:val="18"/>
+          <w:highlight w:val="lightGray"/>
+        </w:rPr>
+        <w:t># Source: AI Source: Provided by: [Data Path</w:t>
+      </w:r>
+      <w:r>
+        <w:rPr>
+          <w:rFonts w:ascii="Arial" w:eastAsia="Arial" w:hAnsi="Arial" w:cs="Arial"/>
+          <w:color w:val="000000"/>
+          <w:sz w:val="18"/>
+          <w:highlight w:val="lightGray"/>
+        </w:rPr>
+        <w:t xml:space="preserve">: Persons Table -&gt; ID Column: 1, Name_En Column: Motasem Essam] -&gt; </w:t>
+      </w:r>
+      <w:r>
+        <w:rPr>
+          <w:rFonts w:ascii="Arial" w:eastAsia="Arial" w:hAnsi="Arial" w:cs="Arial"/>
+          <w:b/>
+          <w:color w:val="000000"/>
+          <w:sz w:val="18"/>
+          <w:highlight w:val="lightGray"/>
+        </w:rPr>
+        <w:t>From:</w:t>
+      </w:r>
+      <w:r>
+        <w:rPr>
+          <w:rFonts w:ascii="Arial" w:eastAsia="Arial" w:hAnsi="Arial" w:cs="Arial"/>
+          <w:color w:val="000000"/>
+          <w:sz w:val="18"/>
+          <w:highlight w:val="lightGray"/>
+        </w:rPr>
+        <w:t xml:space="preserve"> [Chatgpt (GPT</w:t>
+      </w:r>
+      <w:r>
+        <w:rPr>
+          <w:rFonts w:ascii="Arial" w:eastAsia="Arial" w:hAnsi="Arial" w:cs="Cambria Math"/>
+          <w:color w:val="000000"/>
+          <w:sz w:val="18"/>
+          <w:highlight w:val="lightGray"/>
         </w:rPr>
         <w:t>‑</w:t>
       </w:r>
       <w:r>
         <w:rPr>
-          <w:b/>
-          <w:sz w:val="14"/>
-          <w:szCs w:val="14"/>
-          <w:shd w:val="clear" w:color="auto" w:fill="B7B7B7"/>
-        </w:rPr>
-        <w:t>5 Mini) at [8/19/2025]</w:t>
+          <w:rFonts w:ascii="Arial" w:eastAsia="Arial" w:hAnsi="Arial" w:cs="Arial"/>
+          <w:color w:val="000000"/>
+          <w:sz w:val="18"/>
+          <w:highlight w:val="lightGray"/>
+        </w:rPr>
+        <w:t xml:space="preserve">5 Mini)] </w:t>
+      </w:r>
+      <w:r>
+        <w:rPr>
+          <w:rFonts w:ascii="Arial" w:eastAsia="Arial" w:hAnsi="Arial" w:cs="Arial"/>
+          <w:b/>
+          <w:color w:val="000000"/>
+          <w:sz w:val="18"/>
+          <w:highlight w:val="lightGray"/>
+        </w:rPr>
+        <w:t>on</w:t>
+      </w:r>
+      <w:r>
+        <w:rPr>
+          <w:rFonts w:ascii="Arial" w:eastAsia="Arial" w:hAnsi="Arial"/>
+          <w:sz w:val="18"/>
+          <w:highlight w:val="lightGray"/>
+        </w:rPr>
+        <w:t xml:space="preserve"> [8/19/2025]</w:t>
       </w:r>
     </w:p>
     <w:p>
@@ -2127,7 +2386,7 @@
           <w:ilvl w:val="0"/>
           <w:numId w:val="8"/>
         </w:numPr>
-        <w:spacing w:before="240"/>
+        <w:spacing w:before="240" w:after="0" w:line="276" w:lineRule="auto"/>
         <w:rPr>
           <w:rFonts w:ascii="Roboto Mono" w:eastAsia="Roboto Mono" w:hAnsi="Roboto Mono" w:cs="Roboto Mono"/>
         </w:rPr>
@@ -2153,6 +2412,7 @@
           <w:ilvl w:val="1"/>
           <w:numId w:val="8"/>
         </w:numPr>
+        <w:spacing w:after="0" w:line="276" w:lineRule="auto"/>
         <w:rPr>
           <w:rFonts w:ascii="Roboto Mono" w:eastAsia="Roboto Mono" w:hAnsi="Roboto Mono" w:cs="Roboto Mono"/>
         </w:rPr>
@@ -2176,6 +2436,7 @@
           <w:ilvl w:val="1"/>
           <w:numId w:val="8"/>
         </w:numPr>
+        <w:spacing w:after="0" w:line="276" w:lineRule="auto"/>
         <w:rPr>
           <w:rFonts w:ascii="Roboto Mono" w:eastAsia="Roboto Mono" w:hAnsi="Roboto Mono" w:cs="Roboto Mono"/>
         </w:rPr>
@@ -2206,6 +2467,7 @@
           <w:ilvl w:val="0"/>
           <w:numId w:val="8"/>
         </w:numPr>
+        <w:spacing w:after="0" w:line="276" w:lineRule="auto"/>
         <w:rPr>
           <w:rFonts w:ascii="Roboto Mono" w:eastAsia="Roboto Mono" w:hAnsi="Roboto Mono" w:cs="Roboto Mono"/>
         </w:rPr>
@@ -2231,6 +2493,7 @@
           <w:ilvl w:val="1"/>
           <w:numId w:val="8"/>
         </w:numPr>
+        <w:spacing w:after="0" w:line="276" w:lineRule="auto"/>
         <w:rPr>
           <w:rFonts w:ascii="Roboto Mono" w:eastAsia="Roboto Mono" w:hAnsi="Roboto Mono" w:cs="Roboto Mono"/>
         </w:rPr>
@@ -2254,6 +2517,7 @@
           <w:ilvl w:val="1"/>
           <w:numId w:val="8"/>
         </w:numPr>
+        <w:spacing w:after="0" w:line="276" w:lineRule="auto"/>
         <w:rPr>
           <w:rFonts w:ascii="Roboto Mono" w:eastAsia="Roboto Mono" w:hAnsi="Roboto Mono" w:cs="Roboto Mono"/>
         </w:rPr>
@@ -2284,6 +2548,7 @@
           <w:ilvl w:val="0"/>
           <w:numId w:val="8"/>
         </w:numPr>
+        <w:spacing w:after="0" w:line="276" w:lineRule="auto"/>
         <w:rPr>
           <w:rFonts w:ascii="Roboto Mono" w:eastAsia="Roboto Mono" w:hAnsi="Roboto Mono" w:cs="Roboto Mono"/>
         </w:rPr>
@@ -2309,6 +2574,7 @@
           <w:ilvl w:val="1"/>
           <w:numId w:val="8"/>
         </w:numPr>
+        <w:spacing w:after="0" w:line="276" w:lineRule="auto"/>
         <w:rPr>
           <w:rFonts w:ascii="Roboto Mono" w:eastAsia="Roboto Mono" w:hAnsi="Roboto Mono" w:cs="Roboto Mono"/>
         </w:rPr>
@@ -2317,7 +2583,6 @@
         <w:rPr>
           <w:rFonts w:ascii="Nova Mono" w:eastAsia="Nova Mono" w:hAnsi="Nova Mono" w:cs="Nova Mono"/>
         </w:rPr>
-        <w:lastRenderedPageBreak/>
         <w:t>In STLC → “Run tests, log results, report defects.”</w:t>
       </w:r>
       <w:r>
@@ -2333,6 +2598,7 @@
           <w:ilvl w:val="1"/>
           <w:numId w:val="8"/>
         </w:numPr>
+        <w:spacing w:after="0" w:line="276" w:lineRule="auto"/>
         <w:rPr>
           <w:rFonts w:ascii="Roboto Mono" w:eastAsia="Roboto Mono" w:hAnsi="Roboto Mono" w:cs="Roboto Mono"/>
         </w:rPr>
@@ -2363,6 +2629,7 @@
           <w:ilvl w:val="0"/>
           <w:numId w:val="8"/>
         </w:numPr>
+        <w:spacing w:after="0" w:line="276" w:lineRule="auto"/>
         <w:rPr>
           <w:rFonts w:ascii="Roboto Mono" w:eastAsia="Roboto Mono" w:hAnsi="Roboto Mono" w:cs="Roboto Mono"/>
         </w:rPr>
@@ -2388,6 +2655,7 @@
           <w:ilvl w:val="1"/>
           <w:numId w:val="8"/>
         </w:numPr>
+        <w:spacing w:after="0" w:line="276" w:lineRule="auto"/>
         <w:rPr>
           <w:rFonts w:ascii="Roboto Mono" w:eastAsia="Roboto Mono" w:hAnsi="Roboto Mono" w:cs="Roboto Mono"/>
         </w:rPr>
@@ -2411,7 +2679,7 @@
           <w:ilvl w:val="1"/>
           <w:numId w:val="8"/>
         </w:numPr>
-        <w:spacing w:after="240"/>
+        <w:spacing w:after="240" w:line="276" w:lineRule="auto"/>
         <w:rPr>
           <w:rFonts w:ascii="Roboto Mono" w:eastAsia="Roboto Mono" w:hAnsi="Roboto Mono" w:cs="Roboto Mono"/>
         </w:rPr>
@@ -2441,7 +2709,7 @@
         <w:spacing w:before="240" w:after="240"/>
       </w:pPr>
       <w:r>
-        <w:pict w14:anchorId="09D14686">
+        <w:pict w14:anchorId="24583BD7">
           <v:rect id="_x0000_i1033" style="width:0;height:1.5pt" o:hralign="center" o:hrstd="t" o:hr="t" fillcolor="#a0a0a0" stroked="f"/>
         </w:pict>
       </w:r>
@@ -2464,51 +2732,77 @@
       </w:pPr>
       <w:r>
         <w:rPr>
-          <w:b/>
-          <w:shd w:val="clear" w:color="auto" w:fill="B7B7B7"/>
-        </w:rPr>
-        <w:t># Source</w:t>
-      </w:r>
-      <w:r>
-        <w:rPr>
-          <w:shd w:val="clear" w:color="auto" w:fill="B7B7B7"/>
-        </w:rPr>
-        <w:t xml:space="preserve">: </w:t>
-      </w:r>
-      <w:r>
-        <w:rPr>
-          <w:b/>
-          <w:shd w:val="clear" w:color="auto" w:fill="B7B7B7"/>
-        </w:rPr>
-        <w:t xml:space="preserve">Chatgpt </w:t>
-      </w:r>
-      <w:r>
-        <w:rPr>
-          <w:b/>
-          <w:sz w:val="14"/>
-          <w:szCs w:val="14"/>
-          <w:shd w:val="clear" w:color="auto" w:fill="B7B7B7"/>
-        </w:rPr>
-        <w:t>(GPT</w:t>
-      </w:r>
-      <w:r>
-        <w:rPr>
-          <w:rFonts w:ascii="Cambria Math" w:hAnsi="Cambria Math" w:cs="Cambria Math"/>
-          <w:b/>
-          <w:sz w:val="14"/>
-          <w:szCs w:val="14"/>
-          <w:shd w:val="clear" w:color="auto" w:fill="B7B7B7"/>
+          <w:rFonts w:ascii="Arial" w:eastAsia="Arial" w:hAnsi="Arial" w:cs="Arial"/>
+          <w:b/>
+          <w:color w:val="000000"/>
+          <w:sz w:val="18"/>
+          <w:highlight w:val="lightGray"/>
+        </w:rPr>
+        <w:t># Source: AI Source: Provided by: [Data Path</w:t>
+      </w:r>
+      <w:r>
+        <w:rPr>
+          <w:rFonts w:ascii="Arial" w:eastAsia="Arial" w:hAnsi="Arial" w:cs="Arial"/>
+          <w:color w:val="000000"/>
+          <w:sz w:val="18"/>
+          <w:highlight w:val="lightGray"/>
+        </w:rPr>
+        <w:t xml:space="preserve">: Persons Table -&gt; ID Column: 1, Name_En Column: Motasem Essam] -&gt; </w:t>
+      </w:r>
+      <w:r>
+        <w:rPr>
+          <w:rFonts w:ascii="Arial" w:eastAsia="Arial" w:hAnsi="Arial" w:cs="Arial"/>
+          <w:b/>
+          <w:color w:val="000000"/>
+          <w:sz w:val="18"/>
+          <w:highlight w:val="lightGray"/>
+        </w:rPr>
+        <w:t>From:</w:t>
+      </w:r>
+      <w:r>
+        <w:rPr>
+          <w:rFonts w:ascii="Arial" w:eastAsia="Arial" w:hAnsi="Arial" w:cs="Arial"/>
+          <w:color w:val="000000"/>
+          <w:sz w:val="18"/>
+          <w:highlight w:val="lightGray"/>
+        </w:rPr>
+        <w:t xml:space="preserve"> [Chatgpt (GPT</w:t>
+      </w:r>
+      <w:r>
+        <w:rPr>
+          <w:rFonts w:ascii="Arial" w:eastAsia="Arial" w:hAnsi="Arial" w:cs="Cambria Math"/>
+          <w:color w:val="000000"/>
+          <w:sz w:val="18"/>
+          <w:highlight w:val="lightGray"/>
         </w:rPr>
         <w:t>‑</w:t>
       </w:r>
       <w:r>
         <w:rPr>
-          <w:b/>
-          <w:sz w:val="14"/>
-          <w:szCs w:val="14"/>
-          <w:shd w:val="clear" w:color="auto" w:fill="B7B7B7"/>
-        </w:rPr>
-        <w:t>5 Mini) at [8/19/2025]</w:t>
+          <w:rFonts w:ascii="Arial" w:eastAsia="Arial" w:hAnsi="Arial" w:cs="Arial"/>
+          <w:color w:val="000000"/>
+          <w:sz w:val="18"/>
+          <w:highlight w:val="lightGray"/>
+        </w:rPr>
+        <w:t xml:space="preserve">5 Mini)] </w:t>
+      </w:r>
+      <w:r>
+        <w:rPr>
+          <w:rFonts w:ascii="Arial" w:eastAsia="Arial" w:hAnsi="Arial" w:cs="Arial"/>
+          <w:b/>
+          <w:color w:val="000000"/>
+          <w:sz w:val="18"/>
+          <w:highlight w:val="lightGray"/>
+        </w:rPr>
+        <w:t>on</w:t>
+      </w:r>
+      <w:r>
+        <w:rPr>
+          <w:rFonts w:ascii="Arial" w:eastAsia="Arial" w:hAnsi="Arial"/>
+          <w:sz w:val="18"/>
+          <w:highlight w:val="lightGray"/>
+        </w:rPr>
+        <w:t xml:space="preserve"> [8/19/2025]</w:t>
       </w:r>
     </w:p>
     <w:p>
@@ -2517,7 +2811,7 @@
           <w:ilvl w:val="0"/>
           <w:numId w:val="1"/>
         </w:numPr>
-        <w:spacing w:before="240"/>
+        <w:spacing w:before="240" w:after="0" w:line="276" w:lineRule="auto"/>
       </w:pPr>
       <w:r>
         <w:rPr>
@@ -2558,7 +2852,7 @@
           <w:ilvl w:val="0"/>
           <w:numId w:val="1"/>
         </w:numPr>
-        <w:spacing w:after="240"/>
+        <w:spacing w:after="240" w:line="276" w:lineRule="auto"/>
       </w:pPr>
       <w:r>
         <w:rPr>
@@ -2598,7 +2892,7 @@
         <w:spacing w:before="240" w:after="240"/>
       </w:pPr>
       <w:r>
-        <w:pict w14:anchorId="3C8B430B">
+        <w:pict w14:anchorId="67FC5FC0">
           <v:rect id="_x0000_i1034" style="width:0;height:1.5pt" o:hralign="center" o:hrstd="t" o:hr="t" fillcolor="#a0a0a0" stroked="f"/>
         </w:pict>
       </w:r>
@@ -2623,7 +2917,7 @@
           <w:ilvl w:val="0"/>
           <w:numId w:val="4"/>
         </w:numPr>
-        <w:spacing w:before="240"/>
+        <w:spacing w:before="240" w:after="0" w:line="276" w:lineRule="auto"/>
         <w:rPr>
           <w:rFonts w:ascii="Roboto Mono" w:eastAsia="Roboto Mono" w:hAnsi="Roboto Mono" w:cs="Roboto Mono"/>
         </w:rPr>
@@ -2649,7 +2943,7 @@
           <w:ilvl w:val="0"/>
           <w:numId w:val="4"/>
         </w:numPr>
-        <w:spacing w:after="240"/>
+        <w:spacing w:after="240" w:line="276" w:lineRule="auto"/>
         <w:rPr>
           <w:rFonts w:ascii="Roboto Mono" w:eastAsia="Roboto Mono" w:hAnsi="Roboto Mono" w:cs="Roboto Mono"/>
         </w:rPr>
@@ -2674,7 +2968,7 @@
         <w:spacing w:before="240" w:after="240"/>
       </w:pPr>
       <w:r>
-        <w:pict w14:anchorId="4597D7F6">
+        <w:pict w14:anchorId="57F22EE0">
           <v:rect id="_x0000_i1035" style="width:0;height:1.5pt" o:hralign="center" o:hrstd="t" o:hr="t" fillcolor="#a0a0a0" stroked="f"/>
         </w:pict>
       </w:r>
@@ -2715,12 +3009,13 @@
         </w:rPr>
       </w:pPr>
     </w:p>
+    <w:p/>
     <w:p/>
     <w:sectPr>
       <w:pgSz w:w="12240" w:h="15840"/>
       <w:pgMar w:top="1440" w:right="1440" w:bottom="1440" w:left="1440" w:header="720" w:footer="720" w:gutter="0"/>
-      <w:pgNumType w:start="1"/>
       <w:cols w:space="720"/>
+      <w:docGrid w:linePitch="360"/>
     </w:sectPr>
   </w:body>
 </w:document>
@@ -4291,18 +4586,6 @@
   <w:style w:type="paragraph" w:default="1" w:styleId="Normal">
     <w:name w:val="Normal"/>
     <w:qFormat/>
-    <w:rsid w:val="009049A3"/>
-    <w:pPr>
-      <w:spacing w:after="0" w:line="276" w:lineRule="auto"/>
-    </w:pPr>
-    <w:rPr>
-      <w:rFonts w:ascii="Arial" w:eastAsia="Arial" w:hAnsi="Arial" w:cs="Arial"/>
-      <w:kern w:val="0"/>
-      <w:sz w:val="22"/>
-      <w:szCs w:val="22"/>
-      <w:lang w:val="en"/>
-      <w14:ligatures w14:val="none"/>
-    </w:rPr>
   </w:style>
   <w:style w:type="paragraph" w:styleId="Heading1">
     <w:name w:val="heading 1"/>
@@ -4311,7 +4594,7 @@
     <w:link w:val="Heading1Char"/>
     <w:uiPriority w:val="9"/>
     <w:qFormat/>
-    <w:rsid w:val="00260A4E"/>
+    <w:rsid w:val="00EB49AF"/>
     <w:pPr>
       <w:keepNext/>
       <w:keepLines/>
@@ -4333,7 +4616,7 @@
     <w:uiPriority w:val="9"/>
     <w:unhideWhenUsed/>
     <w:qFormat/>
-    <w:rsid w:val="00260A4E"/>
+    <w:rsid w:val="00EB49AF"/>
     <w:pPr>
       <w:keepNext/>
       <w:keepLines/>
@@ -4355,7 +4638,7 @@
     <w:uiPriority w:val="9"/>
     <w:unhideWhenUsed/>
     <w:qFormat/>
-    <w:rsid w:val="00260A4E"/>
+    <w:rsid w:val="00EB49AF"/>
     <w:pPr>
       <w:keepNext/>
       <w:keepLines/>
@@ -4377,7 +4660,7 @@
     <w:uiPriority w:val="9"/>
     <w:unhideWhenUsed/>
     <w:qFormat/>
-    <w:rsid w:val="00260A4E"/>
+    <w:rsid w:val="00EB49AF"/>
     <w:pPr>
       <w:keepNext/>
       <w:keepLines/>
@@ -4400,7 +4683,7 @@
     <w:semiHidden/>
     <w:unhideWhenUsed/>
     <w:qFormat/>
-    <w:rsid w:val="00260A4E"/>
+    <w:rsid w:val="00EB49AF"/>
     <w:pPr>
       <w:keepNext/>
       <w:keepLines/>
@@ -4421,11 +4704,11 @@
     <w:semiHidden/>
     <w:unhideWhenUsed/>
     <w:qFormat/>
-    <w:rsid w:val="00260A4E"/>
+    <w:rsid w:val="00EB49AF"/>
     <w:pPr>
       <w:keepNext/>
       <w:keepLines/>
-      <w:spacing w:before="40"/>
+      <w:spacing w:before="40" w:after="0"/>
       <w:outlineLvl w:val="5"/>
     </w:pPr>
     <w:rPr>
@@ -4444,11 +4727,11 @@
     <w:semiHidden/>
     <w:unhideWhenUsed/>
     <w:qFormat/>
-    <w:rsid w:val="00260A4E"/>
+    <w:rsid w:val="00EB49AF"/>
     <w:pPr>
       <w:keepNext/>
       <w:keepLines/>
-      <w:spacing w:before="40"/>
+      <w:spacing w:before="40" w:after="0"/>
       <w:outlineLvl w:val="6"/>
     </w:pPr>
     <w:rPr>
@@ -4465,10 +4748,11 @@
     <w:semiHidden/>
     <w:unhideWhenUsed/>
     <w:qFormat/>
-    <w:rsid w:val="00260A4E"/>
+    <w:rsid w:val="00EB49AF"/>
     <w:pPr>
       <w:keepNext/>
       <w:keepLines/>
+      <w:spacing w:after="0"/>
       <w:outlineLvl w:val="7"/>
     </w:pPr>
     <w:rPr>
@@ -4487,10 +4771,11 @@
     <w:semiHidden/>
     <w:unhideWhenUsed/>
     <w:qFormat/>
-    <w:rsid w:val="00260A4E"/>
+    <w:rsid w:val="00EB49AF"/>
     <w:pPr>
       <w:keepNext/>
       <w:keepLines/>
+      <w:spacing w:after="0"/>
       <w:outlineLvl w:val="8"/>
     </w:pPr>
     <w:rPr>
@@ -4530,7 +4815,7 @@
     <w:basedOn w:val="DefaultParagraphFont"/>
     <w:link w:val="Heading1"/>
     <w:uiPriority w:val="9"/>
-    <w:rsid w:val="00260A4E"/>
+    <w:rsid w:val="00EB49AF"/>
     <w:rPr>
       <w:rFonts w:asciiTheme="majorHAnsi" w:eastAsiaTheme="majorEastAsia" w:hAnsiTheme="majorHAnsi" w:cstheme="majorBidi"/>
       <w:color w:val="2F5496" w:themeColor="accent1" w:themeShade="BF"/>
@@ -4543,7 +4828,7 @@
     <w:basedOn w:val="DefaultParagraphFont"/>
     <w:link w:val="Heading2"/>
     <w:uiPriority w:val="9"/>
-    <w:rsid w:val="00260A4E"/>
+    <w:rsid w:val="00EB49AF"/>
     <w:rPr>
       <w:rFonts w:asciiTheme="majorHAnsi" w:eastAsiaTheme="majorEastAsia" w:hAnsiTheme="majorHAnsi" w:cstheme="majorBidi"/>
       <w:color w:val="2F5496" w:themeColor="accent1" w:themeShade="BF"/>
@@ -4556,7 +4841,7 @@
     <w:basedOn w:val="DefaultParagraphFont"/>
     <w:link w:val="Heading3"/>
     <w:uiPriority w:val="9"/>
-    <w:rsid w:val="00260A4E"/>
+    <w:rsid w:val="00EB49AF"/>
     <w:rPr>
       <w:rFonts w:eastAsiaTheme="majorEastAsia" w:cstheme="majorBidi"/>
       <w:color w:val="2F5496" w:themeColor="accent1" w:themeShade="BF"/>
@@ -4569,7 +4854,7 @@
     <w:basedOn w:val="DefaultParagraphFont"/>
     <w:link w:val="Heading4"/>
     <w:uiPriority w:val="9"/>
-    <w:rsid w:val="00260A4E"/>
+    <w:rsid w:val="00EB49AF"/>
     <w:rPr>
       <w:rFonts w:eastAsiaTheme="majorEastAsia" w:cstheme="majorBidi"/>
       <w:i/>
@@ -4583,7 +4868,7 @@
     <w:link w:val="Heading5"/>
     <w:uiPriority w:val="9"/>
     <w:semiHidden/>
-    <w:rsid w:val="00260A4E"/>
+    <w:rsid w:val="00EB49AF"/>
     <w:rPr>
       <w:rFonts w:eastAsiaTheme="majorEastAsia" w:cstheme="majorBidi"/>
       <w:color w:val="2F5496" w:themeColor="accent1" w:themeShade="BF"/>
@@ -4595,7 +4880,7 @@
     <w:link w:val="Heading6"/>
     <w:uiPriority w:val="9"/>
     <w:semiHidden/>
-    <w:rsid w:val="00260A4E"/>
+    <w:rsid w:val="00EB49AF"/>
     <w:rPr>
       <w:rFonts w:eastAsiaTheme="majorEastAsia" w:cstheme="majorBidi"/>
       <w:i/>
@@ -4609,7 +4894,7 @@
     <w:link w:val="Heading7"/>
     <w:uiPriority w:val="9"/>
     <w:semiHidden/>
-    <w:rsid w:val="00260A4E"/>
+    <w:rsid w:val="00EB49AF"/>
     <w:rPr>
       <w:rFonts w:eastAsiaTheme="majorEastAsia" w:cstheme="majorBidi"/>
       <w:color w:val="595959" w:themeColor="text1" w:themeTint="A6"/>
@@ -4621,7 +4906,7 @@
     <w:link w:val="Heading8"/>
     <w:uiPriority w:val="9"/>
     <w:semiHidden/>
-    <w:rsid w:val="00260A4E"/>
+    <w:rsid w:val="00EB49AF"/>
     <w:rPr>
       <w:rFonts w:eastAsiaTheme="majorEastAsia" w:cstheme="majorBidi"/>
       <w:i/>
@@ -4635,7 +4920,7 @@
     <w:link w:val="Heading9"/>
     <w:uiPriority w:val="9"/>
     <w:semiHidden/>
-    <w:rsid w:val="00260A4E"/>
+    <w:rsid w:val="00EB49AF"/>
     <w:rPr>
       <w:rFonts w:eastAsiaTheme="majorEastAsia" w:cstheme="majorBidi"/>
       <w:color w:val="272727" w:themeColor="text1" w:themeTint="D8"/>
@@ -4648,7 +4933,7 @@
     <w:link w:val="TitleChar"/>
     <w:uiPriority w:val="10"/>
     <w:qFormat/>
-    <w:rsid w:val="00260A4E"/>
+    <w:rsid w:val="00EB49AF"/>
     <w:pPr>
       <w:spacing w:after="80" w:line="240" w:lineRule="auto"/>
       <w:contextualSpacing/>
@@ -4666,7 +4951,7 @@
     <w:basedOn w:val="DefaultParagraphFont"/>
     <w:link w:val="Title"/>
     <w:uiPriority w:val="10"/>
-    <w:rsid w:val="00260A4E"/>
+    <w:rsid w:val="00EB49AF"/>
     <w:rPr>
       <w:rFonts w:asciiTheme="majorHAnsi" w:eastAsiaTheme="majorEastAsia" w:hAnsiTheme="majorHAnsi" w:cstheme="majorBidi"/>
       <w:spacing w:val="-10"/>
@@ -4682,7 +4967,7 @@
     <w:link w:val="SubtitleChar"/>
     <w:uiPriority w:val="11"/>
     <w:qFormat/>
-    <w:rsid w:val="00260A4E"/>
+    <w:rsid w:val="00EB49AF"/>
     <w:pPr>
       <w:numPr>
         <w:ilvl w:val="1"/>
@@ -4701,7 +4986,7 @@
     <w:basedOn w:val="DefaultParagraphFont"/>
     <w:link w:val="Subtitle"/>
     <w:uiPriority w:val="11"/>
-    <w:rsid w:val="00260A4E"/>
+    <w:rsid w:val="00EB49AF"/>
     <w:rPr>
       <w:rFonts w:eastAsiaTheme="majorEastAsia" w:cstheme="majorBidi"/>
       <w:color w:val="595959" w:themeColor="text1" w:themeTint="A6"/>
@@ -4717,7 +5002,7 @@
     <w:link w:val="QuoteChar"/>
     <w:uiPriority w:val="29"/>
     <w:qFormat/>
-    <w:rsid w:val="00260A4E"/>
+    <w:rsid w:val="00EB49AF"/>
     <w:pPr>
       <w:spacing w:before="160"/>
       <w:jc w:val="center"/>
@@ -4733,7 +5018,7 @@
     <w:basedOn w:val="DefaultParagraphFont"/>
     <w:link w:val="Quote"/>
     <w:uiPriority w:val="29"/>
-    <w:rsid w:val="00260A4E"/>
+    <w:rsid w:val="00EB49AF"/>
     <w:rPr>
       <w:i/>
       <w:iCs/>
@@ -4745,7 +5030,7 @@
     <w:basedOn w:val="Normal"/>
     <w:uiPriority w:val="34"/>
     <w:qFormat/>
-    <w:rsid w:val="00260A4E"/>
+    <w:rsid w:val="00EB49AF"/>
     <w:pPr>
       <w:ind w:left="720"/>
       <w:contextualSpacing/>
@@ -4756,7 +5041,7 @@
     <w:basedOn w:val="DefaultParagraphFont"/>
     <w:uiPriority w:val="21"/>
     <w:qFormat/>
-    <w:rsid w:val="00260A4E"/>
+    <w:rsid w:val="00EB49AF"/>
     <w:rPr>
       <w:i/>
       <w:iCs/>
@@ -4770,7 +5055,7 @@
     <w:link w:val="IntenseQuoteChar"/>
     <w:uiPriority w:val="30"/>
     <w:qFormat/>
-    <w:rsid w:val="00260A4E"/>
+    <w:rsid w:val="00EB49AF"/>
     <w:pPr>
       <w:pBdr>
         <w:top w:val="single" w:sz="4" w:space="10" w:color="2F5496" w:themeColor="accent1" w:themeShade="BF"/>
@@ -4791,7 +5076,7 @@
     <w:basedOn w:val="DefaultParagraphFont"/>
     <w:link w:val="IntenseQuote"/>
     <w:uiPriority w:val="30"/>
-    <w:rsid w:val="00260A4E"/>
+    <w:rsid w:val="00EB49AF"/>
     <w:rPr>
       <w:i/>
       <w:iCs/>
@@ -4803,7 +5088,7 @@
     <w:basedOn w:val="DefaultParagraphFont"/>
     <w:uiPriority w:val="32"/>
     <w:qFormat/>
-    <w:rsid w:val="00260A4E"/>
+    <w:rsid w:val="00EB49AF"/>
     <w:rPr>
       <w:b/>
       <w:bCs/>
